--- a/docs/manuals/dm/DM04-個人專區.docx
+++ b/docs/manuals/dm/DM04-個人專區.docx
@@ -1474,7 +1474,7 @@
       <w:r>
         <w:drawing>
           <wp:inline xmlns:a="http://schemas.openxmlformats.org/drawingml/2006/main" xmlns:pic="http://schemas.openxmlformats.org/drawingml/2006/picture">
-            <wp:extent cx="5580000" cy="730268"/>
+            <wp:extent cx="5580000" cy="692818"/>
             <wp:docPr id="4" name="Picture 4"/>
             <wp:cNvGraphicFramePr>
               <a:graphicFrameLocks noChangeAspect="1"/>
@@ -1495,7 +1495,7 @@
                   <pic:spPr>
                     <a:xfrm>
                       <a:off x="0" y="0"/>
-                      <a:ext cx="5580000" cy="730268"/>
+                      <a:ext cx="5580000" cy="692818"/>
                     </a:xfrm>
                     <a:prstGeom prst="rect"/>
                   </pic:spPr>

--- a/docs/manuals/dm/DM04-個人專區.docx
+++ b/docs/manuals/dm/DM04-個人專區.docx
@@ -7,6 +7,8 @@
         <w:spacing w:after="0"/>
         <w:jc w:val="center"/>
       </w:pPr>
+      <w:bookmarkStart w:id="0" w:name="_GoBack"/>
+      <w:bookmarkEnd w:id="0"/>
     </w:p>
     <w:p>
       <w:pPr>
@@ -155,7 +157,13 @@
         <w:rPr>
           <w:sz w:val="44"/>
         </w:rPr>
-        <w:t>DM04 個人專區</w:t>
+        <w:t xml:space="preserve">DM04 </w:t>
+      </w:r>
+      <w:r>
+        <w:rPr>
+          <w:sz w:val="44"/>
+        </w:rPr>
+        <w:t>個人專區</w:t>
       </w:r>
     </w:p>
     <w:p>
@@ -191,20 +199,26 @@
     <w:tbl>
       <w:tblPr>
         <w:tblStyle w:val="aff2"/>
-        <w:tblW w:type="auto" w:w="0"/>
+        <w:tblW w:w="0" w:type="auto"/>
         <w:jc w:val="center"/>
-        <w:tblLook w:firstColumn="1" w:firstRow="1" w:lastColumn="0" w:lastRow="0" w:noHBand="0" w:noVBand="1" w:val="04A0"/>
+        <w:tblLook w:val="04A0" w:firstRow="1" w:lastRow="0" w:firstColumn="1" w:lastColumn="0" w:noHBand="0" w:noVBand="1"/>
       </w:tblPr>
       <w:tblGrid>
-        <w:gridCol w:w="4680"/>
-        <w:gridCol w:w="4680"/>
+        <w:gridCol w:w="2160"/>
+        <w:gridCol w:w="3600"/>
       </w:tblGrid>
       <w:tr>
+        <w:trPr>
+          <w:jc w:val="center"/>
+        </w:trPr>
         <w:tc>
           <w:tcPr>
-            <w:tcW w:type="dxa" w:w="2160"/>
+            <w:tcW w:w="2160" w:type="dxa"/>
           </w:tcPr>
           <w:p>
+            <w:pPr>
+              <w:spacing w:before="60" w:after="60"/>
+            </w:pPr>
             <w:r>
               <w:t>版本</w:t>
             </w:r>
@@ -212,9 +226,12 @@
         </w:tc>
         <w:tc>
           <w:tcPr>
-            <w:tcW w:type="dxa" w:w="3600"/>
+            <w:tcW w:w="3600" w:type="dxa"/>
           </w:tcPr>
           <w:p>
+            <w:pPr>
+              <w:spacing w:before="60" w:after="60"/>
+            </w:pPr>
             <w:r>
               <w:t>1.0</w:t>
             </w:r>
@@ -222,11 +239,17 @@
         </w:tc>
       </w:tr>
       <w:tr>
+        <w:trPr>
+          <w:jc w:val="center"/>
+        </w:trPr>
         <w:tc>
           <w:tcPr>
-            <w:tcW w:type="dxa" w:w="2160"/>
+            <w:tcW w:w="2160" w:type="dxa"/>
           </w:tcPr>
           <w:p>
+            <w:pPr>
+              <w:spacing w:before="60" w:after="60"/>
+            </w:pPr>
             <w:r>
               <w:t>建立日期</w:t>
             </w:r>
@@ -234,21 +257,30 @@
         </w:tc>
         <w:tc>
           <w:tcPr>
-            <w:tcW w:type="dxa" w:w="3600"/>
+            <w:tcW w:w="3600" w:type="dxa"/>
           </w:tcPr>
           <w:p>
+            <w:pPr>
+              <w:spacing w:before="60" w:after="60"/>
+            </w:pPr>
             <w:r>
-              <w:t>2026/10/19</w:t>
+              <w:t>2026/10/20</w:t>
             </w:r>
           </w:p>
         </w:tc>
       </w:tr>
       <w:tr>
+        <w:trPr>
+          <w:jc w:val="center"/>
+        </w:trPr>
         <w:tc>
           <w:tcPr>
-            <w:tcW w:type="dxa" w:w="2160"/>
+            <w:tcW w:w="2160" w:type="dxa"/>
           </w:tcPr>
           <w:p>
+            <w:pPr>
+              <w:spacing w:before="60" w:after="60"/>
+            </w:pPr>
             <w:r>
               <w:t>更新日期</w:t>
             </w:r>
@@ -256,19 +288,27 @@
         </w:tc>
         <w:tc>
           <w:tcPr>
-            <w:tcW w:type="dxa" w:w="3600"/>
+            <w:tcW w:w="3600" w:type="dxa"/>
           </w:tcPr>
           <w:p>
-            <w:r/>
+            <w:pPr>
+              <w:spacing w:before="60" w:after="60"/>
+            </w:pPr>
           </w:p>
         </w:tc>
       </w:tr>
       <w:tr>
+        <w:trPr>
+          <w:jc w:val="center"/>
+        </w:trPr>
         <w:tc>
           <w:tcPr>
-            <w:tcW w:type="dxa" w:w="2160"/>
+            <w:tcW w:w="2160" w:type="dxa"/>
           </w:tcPr>
           <w:p>
+            <w:pPr>
+              <w:spacing w:before="60" w:after="60"/>
+            </w:pPr>
             <w:r>
               <w:t>作者</w:t>
             </w:r>
@@ -276,9 +316,12 @@
         </w:tc>
         <w:tc>
           <w:tcPr>
-            <w:tcW w:type="dxa" w:w="3600"/>
+            <w:tcW w:w="3600" w:type="dxa"/>
           </w:tcPr>
           <w:p>
+            <w:pPr>
+              <w:spacing w:before="60" w:after="60"/>
+            </w:pPr>
             <w:r>
               <w:t>朱可棠</w:t>
             </w:r>
@@ -289,31 +332,38 @@
     <w:p>
       <w:pPr>
         <w:pStyle w:val="Heading1NoTOC"/>
-        <w:pageBreakBefore/>
       </w:pPr>
       <w:r>
-        <w:t>文件制/修訂履歷</w:t>
+        <w:lastRenderedPageBreak/>
+        <w:t>文件制</w:t>
+      </w:r>
+      <w:r>
+        <w:t>/</w:t>
+      </w:r>
+      <w:r>
+        <w:t>修訂履歷</w:t>
       </w:r>
     </w:p>
     <w:tbl>
       <w:tblPr>
         <w:tblStyle w:val="aff2"/>
-        <w:tblW w:type="auto" w:w="0"/>
-        <w:tblLook w:firstColumn="1" w:firstRow="1" w:lastColumn="0" w:lastRow="0" w:noHBand="0" w:noVBand="1" w:val="04A0"/>
+        <w:tblW w:w="0" w:type="auto"/>
+        <w:tblLook w:val="04A0" w:firstRow="1" w:lastRow="0" w:firstColumn="1" w:lastColumn="0" w:noHBand="0" w:noVBand="1"/>
       </w:tblPr>
       <w:tblGrid>
-        <w:gridCol w:w="2340"/>
-        <w:gridCol w:w="2340"/>
-        <w:gridCol w:w="2340"/>
-        <w:gridCol w:w="2340"/>
+        <w:gridCol w:w="1151"/>
+        <w:gridCol w:w="1729"/>
+        <w:gridCol w:w="4320"/>
+        <w:gridCol w:w="2160"/>
       </w:tblGrid>
       <w:tr>
         <w:tc>
           <w:tcPr>
-            <w:tcW w:type="dxa" w:w="1151"/>
+            <w:tcW w:w="1151" w:type="dxa"/>
           </w:tcPr>
           <w:p>
             <w:pPr>
+              <w:spacing w:before="60" w:after="60"/>
               <w:jc w:val="center"/>
             </w:pPr>
             <w:r>
@@ -326,10 +376,11 @@
         </w:tc>
         <w:tc>
           <w:tcPr>
-            <w:tcW w:type="dxa" w:w="1729"/>
+            <w:tcW w:w="1729" w:type="dxa"/>
           </w:tcPr>
           <w:p>
             <w:pPr>
+              <w:spacing w:before="60" w:after="60"/>
               <w:jc w:val="center"/>
             </w:pPr>
             <w:r>
@@ -342,10 +393,11 @@
         </w:tc>
         <w:tc>
           <w:tcPr>
-            <w:tcW w:type="dxa" w:w="4320"/>
+            <w:tcW w:w="4320" w:type="dxa"/>
           </w:tcPr>
           <w:p>
             <w:pPr>
+              <w:spacing w:before="60" w:after="60"/>
               <w:jc w:val="center"/>
             </w:pPr>
             <w:r>
@@ -358,10 +410,11 @@
         </w:tc>
         <w:tc>
           <w:tcPr>
-            <w:tcW w:type="dxa" w:w="2160"/>
+            <w:tcW w:w="2160" w:type="dxa"/>
           </w:tcPr>
           <w:p>
             <w:pPr>
+              <w:spacing w:before="60" w:after="60"/>
               <w:jc w:val="center"/>
             </w:pPr>
             <w:r>
@@ -376,10 +429,11 @@
       <w:tr>
         <w:tc>
           <w:tcPr>
-            <w:tcW w:type="dxa" w:w="1151"/>
+            <w:tcW w:w="1151" w:type="dxa"/>
           </w:tcPr>
           <w:p>
             <w:pPr>
+              <w:spacing w:before="60" w:after="60"/>
               <w:jc w:val="center"/>
             </w:pPr>
             <w:r>
@@ -389,22 +443,26 @@
         </w:tc>
         <w:tc>
           <w:tcPr>
-            <w:tcW w:type="dxa" w:w="1729"/>
+            <w:tcW w:w="1729" w:type="dxa"/>
           </w:tcPr>
           <w:p>
             <w:pPr>
+              <w:spacing w:before="60" w:after="60"/>
               <w:jc w:val="center"/>
             </w:pPr>
             <w:r>
-              <w:t>2026/10/19</w:t>
+              <w:t>2026/10/20</w:t>
             </w:r>
           </w:p>
         </w:tc>
         <w:tc>
           <w:tcPr>
-            <w:tcW w:type="dxa" w:w="4320"/>
+            <w:tcW w:w="4320" w:type="dxa"/>
           </w:tcPr>
           <w:p>
+            <w:pPr>
+              <w:spacing w:before="60" w:after="60"/>
+            </w:pPr>
             <w:r>
               <w:t>初次發行</w:t>
             </w:r>
@@ -412,10 +470,11 @@
         </w:tc>
         <w:tc>
           <w:tcPr>
-            <w:tcW w:type="dxa" w:w="2160"/>
+            <w:tcW w:w="2160" w:type="dxa"/>
           </w:tcPr>
           <w:p>
             <w:pPr>
+              <w:spacing w:before="60" w:after="60"/>
               <w:jc w:val="center"/>
             </w:pPr>
             <w:r>
@@ -428,25 +487,978 @@
     <w:p>
       <w:pPr>
         <w:pStyle w:val="Heading1NoTOC"/>
-        <w:pageBreakBefore/>
       </w:pPr>
       <w:r>
+        <w:lastRenderedPageBreak/>
         <w:t>目錄</w:t>
       </w:r>
     </w:p>
     <w:p>
+      <w:pPr>
+        <w:pStyle w:val="14"/>
+        <w:tabs>
+          <w:tab w:val="right" w:leader="dot" w:pos="9350"/>
+        </w:tabs>
+        <w:rPr>
+          <w:rFonts w:asciiTheme="minorHAnsi" w:eastAsiaTheme="minorEastAsia" w:hAnsiTheme="minorHAnsi" w:cstheme="minorBidi"/>
+          <w:noProof/>
+          <w:color w:val="auto"/>
+          <w:kern w:val="2"/>
+          <w:szCs w:val="22"/>
+        </w:rPr>
+      </w:pPr>
       <w:r>
         <w:fldChar w:fldCharType="begin"/>
-        <w:instrText xml:space="preserve">TOC \o "1-2" \h \z \u</w:instrText>
+      </w:r>
+      <w:r>
+        <w:instrText>TOC \o "1-2" \h \z \u</w:instrText>
+      </w:r>
+      <w:r>
         <w:fldChar w:fldCharType="separate"/>
-        <w:t>目錄將於開啟文件時自動更新</w:t>
+      </w:r>
+      <w:hyperlink w:anchor="_Toc243386766" w:history="1">
+        <w:r>
+          <w:rPr>
+            <w:rStyle w:val="affb"/>
+            <w:rFonts w:hint="eastAsia"/>
+            <w:noProof/>
+          </w:rPr>
+          <w:t>壹、作業說明</w:t>
+        </w:r>
+        <w:r>
+          <w:rPr>
+            <w:noProof/>
+            <w:webHidden/>
+          </w:rPr>
+          <w:tab/>
+        </w:r>
+        <w:r>
+          <w:rPr>
+            <w:noProof/>
+            <w:webHidden/>
+          </w:rPr>
+          <w:fldChar w:fldCharType="begin"/>
+        </w:r>
+        <w:r>
+          <w:rPr>
+            <w:noProof/>
+            <w:webHidden/>
+          </w:rPr>
+          <w:instrText xml:space="preserve"> PAGEREF _Toc243386766 \h </w:instrText>
+        </w:r>
+        <w:r>
+          <w:rPr>
+            <w:noProof/>
+            <w:webHidden/>
+          </w:rPr>
+        </w:r>
+        <w:r>
+          <w:rPr>
+            <w:noProof/>
+            <w:webHidden/>
+          </w:rPr>
+          <w:fldChar w:fldCharType="separate"/>
+        </w:r>
+        <w:r>
+          <w:rPr>
+            <w:noProof/>
+            <w:webHidden/>
+          </w:rPr>
+          <w:t>1</w:t>
+        </w:r>
+        <w:r>
+          <w:rPr>
+            <w:noProof/>
+            <w:webHidden/>
+          </w:rPr>
+          <w:fldChar w:fldCharType="end"/>
+        </w:r>
+      </w:hyperlink>
+    </w:p>
+    <w:p>
+      <w:pPr>
+        <w:pStyle w:val="2a"/>
+        <w:tabs>
+          <w:tab w:val="right" w:leader="dot" w:pos="9350"/>
+        </w:tabs>
+        <w:rPr>
+          <w:rFonts w:asciiTheme="minorHAnsi" w:eastAsiaTheme="minorEastAsia" w:hAnsiTheme="minorHAnsi" w:cstheme="minorBidi"/>
+          <w:noProof/>
+          <w:color w:val="auto"/>
+          <w:kern w:val="2"/>
+          <w:szCs w:val="22"/>
+        </w:rPr>
+      </w:pPr>
+      <w:hyperlink w:anchor="_Toc243386767" w:history="1">
+        <w:r>
+          <w:rPr>
+            <w:rStyle w:val="affb"/>
+            <w:rFonts w:hint="eastAsia"/>
+            <w:noProof/>
+          </w:rPr>
+          <w:t>一、使用情境</w:t>
+        </w:r>
+        <w:r>
+          <w:rPr>
+            <w:noProof/>
+            <w:webHidden/>
+          </w:rPr>
+          <w:tab/>
+        </w:r>
+        <w:r>
+          <w:rPr>
+            <w:noProof/>
+            <w:webHidden/>
+          </w:rPr>
+          <w:fldChar w:fldCharType="begin"/>
+        </w:r>
+        <w:r>
+          <w:rPr>
+            <w:noProof/>
+            <w:webHidden/>
+          </w:rPr>
+          <w:instrText xml:space="preserve"> PAGEREF _Toc243386767 \h </w:instrText>
+        </w:r>
+        <w:r>
+          <w:rPr>
+            <w:noProof/>
+            <w:webHidden/>
+          </w:rPr>
+        </w:r>
+        <w:r>
+          <w:rPr>
+            <w:noProof/>
+            <w:webHidden/>
+          </w:rPr>
+          <w:fldChar w:fldCharType="separate"/>
+        </w:r>
+        <w:r>
+          <w:rPr>
+            <w:noProof/>
+            <w:webHidden/>
+          </w:rPr>
+          <w:t>1</w:t>
+        </w:r>
+        <w:r>
+          <w:rPr>
+            <w:noProof/>
+            <w:webHidden/>
+          </w:rPr>
+          <w:fldChar w:fldCharType="end"/>
+        </w:r>
+      </w:hyperlink>
+    </w:p>
+    <w:p>
+      <w:pPr>
+        <w:pStyle w:val="2a"/>
+        <w:tabs>
+          <w:tab w:val="right" w:leader="dot" w:pos="9350"/>
+        </w:tabs>
+        <w:rPr>
+          <w:rFonts w:asciiTheme="minorHAnsi" w:eastAsiaTheme="minorEastAsia" w:hAnsiTheme="minorHAnsi" w:cstheme="minorBidi"/>
+          <w:noProof/>
+          <w:color w:val="auto"/>
+          <w:kern w:val="2"/>
+          <w:szCs w:val="22"/>
+        </w:rPr>
+      </w:pPr>
+      <w:hyperlink w:anchor="_Toc243386768" w:history="1">
+        <w:r>
+          <w:rPr>
+            <w:rStyle w:val="affb"/>
+            <w:rFonts w:hint="eastAsia"/>
+            <w:noProof/>
+          </w:rPr>
+          <w:t>二、進入路徑</w:t>
+        </w:r>
+        <w:r>
+          <w:rPr>
+            <w:noProof/>
+            <w:webHidden/>
+          </w:rPr>
+          <w:tab/>
+        </w:r>
+        <w:r>
+          <w:rPr>
+            <w:noProof/>
+            <w:webHidden/>
+          </w:rPr>
+          <w:fldChar w:fldCharType="begin"/>
+        </w:r>
+        <w:r>
+          <w:rPr>
+            <w:noProof/>
+            <w:webHidden/>
+          </w:rPr>
+          <w:instrText xml:space="preserve"> PAGEREF _Toc243386768 \h </w:instrText>
+        </w:r>
+        <w:r>
+          <w:rPr>
+            <w:noProof/>
+            <w:webHidden/>
+          </w:rPr>
+        </w:r>
+        <w:r>
+          <w:rPr>
+            <w:noProof/>
+            <w:webHidden/>
+          </w:rPr>
+          <w:fldChar w:fldCharType="separate"/>
+        </w:r>
+        <w:r>
+          <w:rPr>
+            <w:noProof/>
+            <w:webHidden/>
+          </w:rPr>
+          <w:t>1</w:t>
+        </w:r>
+        <w:r>
+          <w:rPr>
+            <w:noProof/>
+            <w:webHidden/>
+          </w:rPr>
+          <w:fldChar w:fldCharType="end"/>
+        </w:r>
+      </w:hyperlink>
+    </w:p>
+    <w:p>
+      <w:pPr>
+        <w:pStyle w:val="14"/>
+        <w:tabs>
+          <w:tab w:val="right" w:leader="dot" w:pos="9350"/>
+        </w:tabs>
+        <w:rPr>
+          <w:rFonts w:asciiTheme="minorHAnsi" w:eastAsiaTheme="minorEastAsia" w:hAnsiTheme="minorHAnsi" w:cstheme="minorBidi"/>
+          <w:noProof/>
+          <w:color w:val="auto"/>
+          <w:kern w:val="2"/>
+          <w:szCs w:val="22"/>
+        </w:rPr>
+      </w:pPr>
+      <w:hyperlink w:anchor="_Toc243386769" w:history="1">
+        <w:r>
+          <w:rPr>
+            <w:rStyle w:val="affb"/>
+            <w:rFonts w:hint="eastAsia"/>
+            <w:noProof/>
+          </w:rPr>
+          <w:t>貳、操作說明</w:t>
+        </w:r>
+        <w:r>
+          <w:rPr>
+            <w:noProof/>
+            <w:webHidden/>
+          </w:rPr>
+          <w:tab/>
+        </w:r>
+        <w:r>
+          <w:rPr>
+            <w:noProof/>
+            <w:webHidden/>
+          </w:rPr>
+          <w:fldChar w:fldCharType="begin"/>
+        </w:r>
+        <w:r>
+          <w:rPr>
+            <w:noProof/>
+            <w:webHidden/>
+          </w:rPr>
+          <w:instrText xml:space="preserve"> PAGEREF _Toc243386769 \h </w:instrText>
+        </w:r>
+        <w:r>
+          <w:rPr>
+            <w:noProof/>
+            <w:webHidden/>
+          </w:rPr>
+        </w:r>
+        <w:r>
+          <w:rPr>
+            <w:noProof/>
+            <w:webHidden/>
+          </w:rPr>
+          <w:fldChar w:fldCharType="separate"/>
+        </w:r>
+        <w:r>
+          <w:rPr>
+            <w:noProof/>
+            <w:webHidden/>
+          </w:rPr>
+          <w:t>2</w:t>
+        </w:r>
+        <w:r>
+          <w:rPr>
+            <w:noProof/>
+            <w:webHidden/>
+          </w:rPr>
+          <w:fldChar w:fldCharType="end"/>
+        </w:r>
+      </w:hyperlink>
+    </w:p>
+    <w:p>
+      <w:pPr>
+        <w:pStyle w:val="2a"/>
+        <w:tabs>
+          <w:tab w:val="right" w:leader="dot" w:pos="9350"/>
+        </w:tabs>
+        <w:rPr>
+          <w:rFonts w:asciiTheme="minorHAnsi" w:eastAsiaTheme="minorEastAsia" w:hAnsiTheme="minorHAnsi" w:cstheme="minorBidi"/>
+          <w:noProof/>
+          <w:color w:val="auto"/>
+          <w:kern w:val="2"/>
+          <w:szCs w:val="22"/>
+        </w:rPr>
+      </w:pPr>
+      <w:hyperlink w:anchor="_Toc243386770" w:history="1">
+        <w:r>
+          <w:rPr>
+            <w:rStyle w:val="affb"/>
+            <w:rFonts w:hint="eastAsia"/>
+            <w:noProof/>
+          </w:rPr>
+          <w:t>一、畫面與前置設定</w:t>
+        </w:r>
+        <w:r>
+          <w:rPr>
+            <w:noProof/>
+            <w:webHidden/>
+          </w:rPr>
+          <w:tab/>
+        </w:r>
+        <w:r>
+          <w:rPr>
+            <w:noProof/>
+            <w:webHidden/>
+          </w:rPr>
+          <w:fldChar w:fldCharType="begin"/>
+        </w:r>
+        <w:r>
+          <w:rPr>
+            <w:noProof/>
+            <w:webHidden/>
+          </w:rPr>
+          <w:instrText xml:space="preserve"> PAGEREF _Toc243386770 \h </w:instrText>
+        </w:r>
+        <w:r>
+          <w:rPr>
+            <w:noProof/>
+            <w:webHidden/>
+          </w:rPr>
+        </w:r>
+        <w:r>
+          <w:rPr>
+            <w:noProof/>
+            <w:webHidden/>
+          </w:rPr>
+          <w:fldChar w:fldCharType="separate"/>
+        </w:r>
+        <w:r>
+          <w:rPr>
+            <w:noProof/>
+            <w:webHidden/>
+          </w:rPr>
+          <w:t>2</w:t>
+        </w:r>
+        <w:r>
+          <w:rPr>
+            <w:noProof/>
+            <w:webHidden/>
+          </w:rPr>
+          <w:fldChar w:fldCharType="end"/>
+        </w:r>
+      </w:hyperlink>
+    </w:p>
+    <w:p>
+      <w:pPr>
+        <w:pStyle w:val="2a"/>
+        <w:tabs>
+          <w:tab w:val="right" w:leader="dot" w:pos="9350"/>
+        </w:tabs>
+        <w:rPr>
+          <w:rFonts w:asciiTheme="minorHAnsi" w:eastAsiaTheme="minorEastAsia" w:hAnsiTheme="minorHAnsi" w:cstheme="minorBidi"/>
+          <w:noProof/>
+          <w:color w:val="auto"/>
+          <w:kern w:val="2"/>
+          <w:szCs w:val="22"/>
+        </w:rPr>
+      </w:pPr>
+      <w:hyperlink w:anchor="_Toc243386771" w:history="1">
+        <w:r>
+          <w:rPr>
+            <w:rStyle w:val="affb"/>
+            <w:rFonts w:hint="eastAsia"/>
+            <w:noProof/>
+          </w:rPr>
+          <w:t>二、我的文件動態</w:t>
+        </w:r>
+        <w:r>
+          <w:rPr>
+            <w:noProof/>
+            <w:webHidden/>
+          </w:rPr>
+          <w:tab/>
+        </w:r>
+        <w:r>
+          <w:rPr>
+            <w:noProof/>
+            <w:webHidden/>
+          </w:rPr>
+          <w:fldChar w:fldCharType="begin"/>
+        </w:r>
+        <w:r>
+          <w:rPr>
+            <w:noProof/>
+            <w:webHidden/>
+          </w:rPr>
+          <w:instrText xml:space="preserve"> PAGEREF _Toc243386771 \h </w:instrText>
+        </w:r>
+        <w:r>
+          <w:rPr>
+            <w:noProof/>
+            <w:webHidden/>
+          </w:rPr>
+        </w:r>
+        <w:r>
+          <w:rPr>
+            <w:noProof/>
+            <w:webHidden/>
+          </w:rPr>
+          <w:fldChar w:fldCharType="separate"/>
+        </w:r>
+        <w:r>
+          <w:rPr>
+            <w:noProof/>
+            <w:webHidden/>
+          </w:rPr>
+          <w:t>2</w:t>
+        </w:r>
+        <w:r>
+          <w:rPr>
+            <w:noProof/>
+            <w:webHidden/>
+          </w:rPr>
+          <w:fldChar w:fldCharType="end"/>
+        </w:r>
+      </w:hyperlink>
+    </w:p>
+    <w:p>
+      <w:pPr>
+        <w:pStyle w:val="2a"/>
+        <w:tabs>
+          <w:tab w:val="right" w:leader="dot" w:pos="9350"/>
+        </w:tabs>
+        <w:rPr>
+          <w:rFonts w:asciiTheme="minorHAnsi" w:eastAsiaTheme="minorEastAsia" w:hAnsiTheme="minorHAnsi" w:cstheme="minorBidi"/>
+          <w:noProof/>
+          <w:color w:val="auto"/>
+          <w:kern w:val="2"/>
+          <w:szCs w:val="22"/>
+        </w:rPr>
+      </w:pPr>
+      <w:hyperlink w:anchor="_Toc243386772" w:history="1">
+        <w:r>
+          <w:rPr>
+            <w:rStyle w:val="affb"/>
+            <w:rFonts w:hint="eastAsia"/>
+            <w:noProof/>
+          </w:rPr>
+          <w:t>三、撤回送審（編輯者）</w:t>
+        </w:r>
+        <w:r>
+          <w:rPr>
+            <w:noProof/>
+            <w:webHidden/>
+          </w:rPr>
+          <w:tab/>
+        </w:r>
+        <w:r>
+          <w:rPr>
+            <w:noProof/>
+            <w:webHidden/>
+          </w:rPr>
+          <w:fldChar w:fldCharType="begin"/>
+        </w:r>
+        <w:r>
+          <w:rPr>
+            <w:noProof/>
+            <w:webHidden/>
+          </w:rPr>
+          <w:instrText xml:space="preserve"> PAGEREF _Toc243386772 \h </w:instrText>
+        </w:r>
+        <w:r>
+          <w:rPr>
+            <w:noProof/>
+            <w:webHidden/>
+          </w:rPr>
+        </w:r>
+        <w:r>
+          <w:rPr>
+            <w:noProof/>
+            <w:webHidden/>
+          </w:rPr>
+          <w:fldChar w:fldCharType="separate"/>
+        </w:r>
+        <w:r>
+          <w:rPr>
+            <w:noProof/>
+            <w:webHidden/>
+          </w:rPr>
+          <w:t>3</w:t>
+        </w:r>
+        <w:r>
+          <w:rPr>
+            <w:noProof/>
+            <w:webHidden/>
+          </w:rPr>
+          <w:fldChar w:fldCharType="end"/>
+        </w:r>
+      </w:hyperlink>
+    </w:p>
+    <w:p>
+      <w:pPr>
+        <w:pStyle w:val="2a"/>
+        <w:tabs>
+          <w:tab w:val="right" w:leader="dot" w:pos="9350"/>
+        </w:tabs>
+        <w:rPr>
+          <w:rFonts w:asciiTheme="minorHAnsi" w:eastAsiaTheme="minorEastAsia" w:hAnsiTheme="minorHAnsi" w:cstheme="minorBidi"/>
+          <w:noProof/>
+          <w:color w:val="auto"/>
+          <w:kern w:val="2"/>
+          <w:szCs w:val="22"/>
+        </w:rPr>
+      </w:pPr>
+      <w:hyperlink w:anchor="_Toc243386773" w:history="1">
+        <w:r>
+          <w:rPr>
+            <w:rStyle w:val="affb"/>
+            <w:rFonts w:hint="eastAsia"/>
+            <w:noProof/>
+          </w:rPr>
+          <w:t>四、前往簽核中心（審核者）</w:t>
+        </w:r>
+        <w:r>
+          <w:rPr>
+            <w:noProof/>
+            <w:webHidden/>
+          </w:rPr>
+          <w:tab/>
+        </w:r>
+        <w:r>
+          <w:rPr>
+            <w:noProof/>
+            <w:webHidden/>
+          </w:rPr>
+          <w:fldChar w:fldCharType="begin"/>
+        </w:r>
+        <w:r>
+          <w:rPr>
+            <w:noProof/>
+            <w:webHidden/>
+          </w:rPr>
+          <w:instrText xml:space="preserve"> PAGEREF _Toc243386773 \h </w:instrText>
+        </w:r>
+        <w:r>
+          <w:rPr>
+            <w:noProof/>
+            <w:webHidden/>
+          </w:rPr>
+        </w:r>
+        <w:r>
+          <w:rPr>
+            <w:noProof/>
+            <w:webHidden/>
+          </w:rPr>
+          <w:fldChar w:fldCharType="separate"/>
+        </w:r>
+        <w:r>
+          <w:rPr>
+            <w:noProof/>
+            <w:webHidden/>
+          </w:rPr>
+          <w:t>4</w:t>
+        </w:r>
+        <w:r>
+          <w:rPr>
+            <w:noProof/>
+            <w:webHidden/>
+          </w:rPr>
+          <w:fldChar w:fldCharType="end"/>
+        </w:r>
+      </w:hyperlink>
+    </w:p>
+    <w:p>
+      <w:pPr>
+        <w:pStyle w:val="2a"/>
+        <w:tabs>
+          <w:tab w:val="right" w:leader="dot" w:pos="9350"/>
+        </w:tabs>
+        <w:rPr>
+          <w:rFonts w:asciiTheme="minorHAnsi" w:eastAsiaTheme="minorEastAsia" w:hAnsiTheme="minorHAnsi" w:cstheme="minorBidi"/>
+          <w:noProof/>
+          <w:color w:val="auto"/>
+          <w:kern w:val="2"/>
+          <w:szCs w:val="22"/>
+        </w:rPr>
+      </w:pPr>
+      <w:hyperlink w:anchor="_Toc243386774" w:history="1">
+        <w:r>
+          <w:rPr>
+            <w:rStyle w:val="affb"/>
+            <w:rFonts w:hint="eastAsia"/>
+            <w:noProof/>
+          </w:rPr>
+          <w:t>五、草稿匣</w:t>
+        </w:r>
+        <w:r>
+          <w:rPr>
+            <w:noProof/>
+            <w:webHidden/>
+          </w:rPr>
+          <w:tab/>
+        </w:r>
+        <w:r>
+          <w:rPr>
+            <w:noProof/>
+            <w:webHidden/>
+          </w:rPr>
+          <w:fldChar w:fldCharType="begin"/>
+        </w:r>
+        <w:r>
+          <w:rPr>
+            <w:noProof/>
+            <w:webHidden/>
+          </w:rPr>
+          <w:instrText xml:space="preserve"> PAGEREF _Toc243386774 \h </w:instrText>
+        </w:r>
+        <w:r>
+          <w:rPr>
+            <w:noProof/>
+            <w:webHidden/>
+          </w:rPr>
+        </w:r>
+        <w:r>
+          <w:rPr>
+            <w:noProof/>
+            <w:webHidden/>
+          </w:rPr>
+          <w:fldChar w:fldCharType="separate"/>
+        </w:r>
+        <w:r>
+          <w:rPr>
+            <w:noProof/>
+            <w:webHidden/>
+          </w:rPr>
+          <w:t>4</w:t>
+        </w:r>
+        <w:r>
+          <w:rPr>
+            <w:noProof/>
+            <w:webHidden/>
+          </w:rPr>
+          <w:fldChar w:fldCharType="end"/>
+        </w:r>
+      </w:hyperlink>
+    </w:p>
+    <w:p>
+      <w:pPr>
+        <w:pStyle w:val="14"/>
+        <w:tabs>
+          <w:tab w:val="right" w:leader="dot" w:pos="9350"/>
+        </w:tabs>
+        <w:rPr>
+          <w:rFonts w:asciiTheme="minorHAnsi" w:eastAsiaTheme="minorEastAsia" w:hAnsiTheme="minorHAnsi" w:cstheme="minorBidi"/>
+          <w:noProof/>
+          <w:color w:val="auto"/>
+          <w:kern w:val="2"/>
+          <w:szCs w:val="22"/>
+        </w:rPr>
+      </w:pPr>
+      <w:hyperlink w:anchor="_Toc243386775" w:history="1">
+        <w:r>
+          <w:rPr>
+            <w:rStyle w:val="affb"/>
+            <w:rFonts w:hint="eastAsia"/>
+            <w:noProof/>
+          </w:rPr>
+          <w:t>參、常見訊息與處置</w:t>
+        </w:r>
+        <w:r>
+          <w:rPr>
+            <w:noProof/>
+            <w:webHidden/>
+          </w:rPr>
+          <w:tab/>
+        </w:r>
+        <w:r>
+          <w:rPr>
+            <w:noProof/>
+            <w:webHidden/>
+          </w:rPr>
+          <w:fldChar w:fldCharType="begin"/>
+        </w:r>
+        <w:r>
+          <w:rPr>
+            <w:noProof/>
+            <w:webHidden/>
+          </w:rPr>
+          <w:instrText xml:space="preserve"> PAGEREF _Toc243386775 \h </w:instrText>
+        </w:r>
+        <w:r>
+          <w:rPr>
+            <w:noProof/>
+            <w:webHidden/>
+          </w:rPr>
+        </w:r>
+        <w:r>
+          <w:rPr>
+            <w:noProof/>
+            <w:webHidden/>
+          </w:rPr>
+          <w:fldChar w:fldCharType="separate"/>
+        </w:r>
+        <w:r>
+          <w:rPr>
+            <w:noProof/>
+            <w:webHidden/>
+          </w:rPr>
+          <w:t>6</w:t>
+        </w:r>
+        <w:r>
+          <w:rPr>
+            <w:noProof/>
+            <w:webHidden/>
+          </w:rPr>
+          <w:fldChar w:fldCharType="end"/>
+        </w:r>
+      </w:hyperlink>
+    </w:p>
+    <w:p>
+      <w:pPr>
+        <w:pStyle w:val="2a"/>
+        <w:tabs>
+          <w:tab w:val="right" w:leader="dot" w:pos="9350"/>
+        </w:tabs>
+        <w:rPr>
+          <w:rFonts w:asciiTheme="minorHAnsi" w:eastAsiaTheme="minorEastAsia" w:hAnsiTheme="minorHAnsi" w:cstheme="minorBidi"/>
+          <w:noProof/>
+          <w:color w:val="auto"/>
+          <w:kern w:val="2"/>
+          <w:szCs w:val="22"/>
+        </w:rPr>
+      </w:pPr>
+      <w:hyperlink w:anchor="_Toc243386776" w:history="1">
+        <w:r>
+          <w:rPr>
+            <w:rStyle w:val="affb"/>
+            <w:rFonts w:hint="eastAsia"/>
+            <w:noProof/>
+          </w:rPr>
+          <w:t>一、被擋下（動作沒有完成）</w:t>
+        </w:r>
+        <w:r>
+          <w:rPr>
+            <w:noProof/>
+            <w:webHidden/>
+          </w:rPr>
+          <w:tab/>
+        </w:r>
+        <w:r>
+          <w:rPr>
+            <w:noProof/>
+            <w:webHidden/>
+          </w:rPr>
+          <w:fldChar w:fldCharType="begin"/>
+        </w:r>
+        <w:r>
+          <w:rPr>
+            <w:noProof/>
+            <w:webHidden/>
+          </w:rPr>
+          <w:instrText xml:space="preserve"> PAGEREF _Toc243386776 \h </w:instrText>
+        </w:r>
+        <w:r>
+          <w:rPr>
+            <w:noProof/>
+            <w:webHidden/>
+          </w:rPr>
+        </w:r>
+        <w:r>
+          <w:rPr>
+            <w:noProof/>
+            <w:webHidden/>
+          </w:rPr>
+          <w:fldChar w:fldCharType="separate"/>
+        </w:r>
+        <w:r>
+          <w:rPr>
+            <w:noProof/>
+            <w:webHidden/>
+          </w:rPr>
+          <w:t>6</w:t>
+        </w:r>
+        <w:r>
+          <w:rPr>
+            <w:noProof/>
+            <w:webHidden/>
+          </w:rPr>
+          <w:fldChar w:fldCharType="end"/>
+        </w:r>
+      </w:hyperlink>
+    </w:p>
+    <w:p>
+      <w:pPr>
+        <w:pStyle w:val="2a"/>
+        <w:tabs>
+          <w:tab w:val="right" w:leader="dot" w:pos="9350"/>
+        </w:tabs>
+        <w:rPr>
+          <w:rFonts w:asciiTheme="minorHAnsi" w:eastAsiaTheme="minorEastAsia" w:hAnsiTheme="minorHAnsi" w:cstheme="minorBidi"/>
+          <w:noProof/>
+          <w:color w:val="auto"/>
+          <w:kern w:val="2"/>
+          <w:szCs w:val="22"/>
+        </w:rPr>
+      </w:pPr>
+      <w:hyperlink w:anchor="_Toc243386777" w:history="1">
+        <w:r>
+          <w:rPr>
+            <w:rStyle w:val="affb"/>
+            <w:rFonts w:hint="eastAsia"/>
+            <w:noProof/>
+          </w:rPr>
+          <w:t>二、送出後的結果訊息</w:t>
+        </w:r>
+        <w:r>
+          <w:rPr>
+            <w:noProof/>
+            <w:webHidden/>
+          </w:rPr>
+          <w:tab/>
+        </w:r>
+        <w:r>
+          <w:rPr>
+            <w:noProof/>
+            <w:webHidden/>
+          </w:rPr>
+          <w:fldChar w:fldCharType="begin"/>
+        </w:r>
+        <w:r>
+          <w:rPr>
+            <w:noProof/>
+            <w:webHidden/>
+          </w:rPr>
+          <w:instrText xml:space="preserve"> PAGEREF _Toc243386777 \h </w:instrText>
+        </w:r>
+        <w:r>
+          <w:rPr>
+            <w:noProof/>
+            <w:webHidden/>
+          </w:rPr>
+        </w:r>
+        <w:r>
+          <w:rPr>
+            <w:noProof/>
+            <w:webHidden/>
+          </w:rPr>
+          <w:fldChar w:fldCharType="separate"/>
+        </w:r>
+        <w:r>
+          <w:rPr>
+            <w:noProof/>
+            <w:webHidden/>
+          </w:rPr>
+          <w:t>6</w:t>
+        </w:r>
+        <w:r>
+          <w:rPr>
+            <w:noProof/>
+            <w:webHidden/>
+          </w:rPr>
+          <w:fldChar w:fldCharType="end"/>
+        </w:r>
+      </w:hyperlink>
+    </w:p>
+    <w:p>
+      <w:pPr>
+        <w:pStyle w:val="2a"/>
+        <w:tabs>
+          <w:tab w:val="right" w:leader="dot" w:pos="9350"/>
+        </w:tabs>
+        <w:rPr>
+          <w:rFonts w:asciiTheme="minorHAnsi" w:eastAsiaTheme="minorEastAsia" w:hAnsiTheme="minorHAnsi" w:cstheme="minorBidi"/>
+          <w:noProof/>
+          <w:color w:val="auto"/>
+          <w:kern w:val="2"/>
+          <w:szCs w:val="22"/>
+        </w:rPr>
+      </w:pPr>
+      <w:hyperlink w:anchor="_Toc243386778" w:history="1">
+        <w:r>
+          <w:rPr>
+            <w:rStyle w:val="affb"/>
+            <w:rFonts w:hint="eastAsia"/>
+            <w:noProof/>
+          </w:rPr>
+          <w:t>三、其他情況</w:t>
+        </w:r>
+        <w:r>
+          <w:rPr>
+            <w:noProof/>
+            <w:webHidden/>
+          </w:rPr>
+          <w:tab/>
+        </w:r>
+        <w:r>
+          <w:rPr>
+            <w:noProof/>
+            <w:webHidden/>
+          </w:rPr>
+          <w:fldChar w:fldCharType="begin"/>
+        </w:r>
+        <w:r>
+          <w:rPr>
+            <w:noProof/>
+            <w:webHidden/>
+          </w:rPr>
+          <w:instrText xml:space="preserve"> PAGEREF _Toc243386778 \h </w:instrText>
+        </w:r>
+        <w:r>
+          <w:rPr>
+            <w:noProof/>
+            <w:webHidden/>
+          </w:rPr>
+        </w:r>
+        <w:r>
+          <w:rPr>
+            <w:noProof/>
+            <w:webHidden/>
+          </w:rPr>
+          <w:fldChar w:fldCharType="separate"/>
+        </w:r>
+        <w:r>
+          <w:rPr>
+            <w:noProof/>
+            <w:webHidden/>
+          </w:rPr>
+          <w:t>6</w:t>
+        </w:r>
+        <w:r>
+          <w:rPr>
+            <w:noProof/>
+            <w:webHidden/>
+          </w:rPr>
+          <w:fldChar w:fldCharType="end"/>
+        </w:r>
+      </w:hyperlink>
+    </w:p>
+    <w:p>
+      <w:r>
         <w:fldChar w:fldCharType="end"/>
       </w:r>
     </w:p>
     <w:p>
       <w:pPr>
         <w:sectPr>
-          <w:footerReference w:type="default" r:id="rId8"/>
           <w:pgSz w:w="12240" w:h="15840"/>
           <w:pgMar w:top="1440" w:right="1440" w:bottom="1440" w:left="1440" w:header="720" w:footer="720" w:gutter="0"/>
           <w:cols w:space="720"/>
@@ -458,20 +1470,26 @@
       <w:pPr>
         <w:pStyle w:val="1"/>
       </w:pPr>
+      <w:bookmarkStart w:id="1" w:name="_Toc243386766"/>
       <w:r>
+        <w:lastRenderedPageBreak/>
         <w:t>壹、作業說明</w:t>
       </w:r>
+      <w:bookmarkEnd w:id="1"/>
     </w:p>
     <w:p>
       <w:pPr>
         <w:pStyle w:val="2"/>
       </w:pPr>
+      <w:bookmarkStart w:id="2" w:name="_Toc243386767"/>
       <w:r>
         <w:t>一、使用情境</w:t>
       </w:r>
+      <w:bookmarkEnd w:id="2"/>
     </w:p>
     <w:p>
       <w:pPr>
+        <w:keepNext/>
         <w:ind w:firstLine="482"/>
       </w:pPr>
       <w:r>
@@ -490,27 +1508,24 @@
     <w:tbl>
       <w:tblPr>
         <w:tblStyle w:val="aff2"/>
-        <w:tblW w:type="auto" w:w="0"/>
+        <w:tblW w:w="0" w:type="auto"/>
         <w:tblLayout w:type="fixed"/>
-        <w:tblLook w:firstColumn="1" w:firstRow="1" w:lastColumn="0" w:lastRow="0" w:noHBand="0" w:noVBand="1" w:val="04A0"/>
-        <w:tblLayout w:type="fixed"/>
+        <w:tblLook w:val="04A0" w:firstRow="1" w:lastRow="0" w:firstColumn="1" w:lastColumn="0" w:noHBand="0" w:noVBand="1"/>
       </w:tblPr>
       <w:tblGrid>
-        <w:gridCol w:w="3120"/>
-        <w:gridCol w:w="3120"/>
-        <w:gridCol w:w="3120"/>
+        <w:gridCol w:w="1007"/>
+        <w:gridCol w:w="5526"/>
+        <w:gridCol w:w="2827"/>
       </w:tblGrid>
       <w:tr>
         <w:tc>
           <w:tcPr>
-            <w:tcW w:type="dxa" w:w="1007"/>
+            <w:tcW w:w="1007" w:type="dxa"/>
           </w:tcPr>
           <w:p>
-            <w:r>
-              <w:rPr>
-                <w:b/>
-              </w:rPr>
-            </w:r>
+            <w:pPr>
+              <w:spacing w:before="60" w:after="60"/>
+            </w:pPr>
             <w:r>
               <w:rPr>
                 <w:b/>
@@ -521,14 +1536,12 @@
         </w:tc>
         <w:tc>
           <w:tcPr>
-            <w:tcW w:type="dxa" w:w="5526"/>
+            <w:tcW w:w="5526" w:type="dxa"/>
           </w:tcPr>
           <w:p>
-            <w:r>
-              <w:rPr>
-                <w:b/>
-              </w:rPr>
-            </w:r>
+            <w:pPr>
+              <w:spacing w:before="60" w:after="60"/>
+            </w:pPr>
             <w:r>
               <w:rPr>
                 <w:b/>
@@ -539,14 +1552,12 @@
         </w:tc>
         <w:tc>
           <w:tcPr>
-            <w:tcW w:type="dxa" w:w="2827"/>
+            <w:tcW w:w="2827" w:type="dxa"/>
           </w:tcPr>
           <w:p>
-            <w:r>
-              <w:rPr>
-                <w:b/>
-              </w:rPr>
-            </w:r>
+            <w:pPr>
+              <w:spacing w:before="60" w:after="60"/>
+            </w:pPr>
             <w:r>
               <w:rPr>
                 <w:b/>
@@ -559,10 +1570,12 @@
       <w:tr>
         <w:tc>
           <w:tcPr>
-            <w:tcW w:type="dxa" w:w="1007"/>
+            <w:tcW w:w="1007" w:type="dxa"/>
           </w:tcPr>
           <w:p>
-            <w:r/>
+            <w:pPr>
+              <w:spacing w:before="60" w:after="60"/>
+            </w:pPr>
             <w:r>
               <w:t>編輯者</w:t>
             </w:r>
@@ -570,10 +1583,12 @@
         </w:tc>
         <w:tc>
           <w:tcPr>
-            <w:tcW w:type="dxa" w:w="5526"/>
+            <w:tcW w:w="5526" w:type="dxa"/>
           </w:tcPr>
           <w:p>
-            <w:r/>
+            <w:pPr>
+              <w:spacing w:before="60" w:after="60"/>
+            </w:pPr>
             <w:r>
               <w:t>檢視本人送審的歷程；可撤回送審中的項目</w:t>
             </w:r>
@@ -581,10 +1596,12 @@
         </w:tc>
         <w:tc>
           <w:tcPr>
-            <w:tcW w:type="dxa" w:w="2827"/>
+            <w:tcW w:w="2827" w:type="dxa"/>
           </w:tcPr>
           <w:p>
-            <w:r/>
+            <w:pPr>
+              <w:spacing w:before="60" w:after="60"/>
+            </w:pPr>
             <w:r>
               <w:t>續編或刪除本人的草稿</w:t>
             </w:r>
@@ -594,10 +1611,12 @@
       <w:tr>
         <w:tc>
           <w:tcPr>
-            <w:tcW w:type="dxa" w:w="1007"/>
+            <w:tcW w:w="1007" w:type="dxa"/>
           </w:tcPr>
           <w:p>
-            <w:r/>
+            <w:pPr>
+              <w:spacing w:before="60" w:after="60"/>
+            </w:pPr>
             <w:r>
               <w:t>審核者</w:t>
             </w:r>
@@ -605,10 +1624,12 @@
         </w:tc>
         <w:tc>
           <w:tcPr>
-            <w:tcW w:type="dxa" w:w="5526"/>
+            <w:tcW w:w="5526" w:type="dxa"/>
           </w:tcPr>
           <w:p>
-            <w:r/>
+            <w:pPr>
+              <w:spacing w:before="60" w:after="60"/>
+            </w:pPr>
             <w:r>
               <w:t>檢視指派給本人的送審歷程；可前往簽核中心處理</w:t>
             </w:r>
@@ -616,10 +1637,12 @@
         </w:tc>
         <w:tc>
           <w:tcPr>
-            <w:tcW w:type="dxa" w:w="2827"/>
+            <w:tcW w:w="2827" w:type="dxa"/>
           </w:tcPr>
           <w:p>
-            <w:r/>
+            <w:pPr>
+              <w:spacing w:before="60" w:after="60"/>
+            </w:pPr>
             <w:r>
               <w:t>不顯示此分頁</w:t>
             </w:r>
@@ -640,40 +1663,77 @@
         <w:ind w:firstLine="482"/>
       </w:pPr>
       <w:r>
-        <w:t>本作業銜接的作業如下：草稿的編寫與送審於 DM08 文件新增與編輯；審核者的核准與退回於 DM02 簽核中心。姓名、Email 與密碼等個人資料不在本作業，於畫面右上角的使用者選單維護（見 DP10 個人資料維護）。</w:t>
+        <w:t>本作業銜接的作業如下：草稿的編寫與送審於</w:t>
+      </w:r>
+      <w:r>
+        <w:t xml:space="preserve"> DM08 </w:t>
+      </w:r>
+      <w:r>
+        <w:t>文件新增與編輯；審核者的核准與退回於</w:t>
+      </w:r>
+      <w:r>
+        <w:t xml:space="preserve"> DM02 </w:t>
+      </w:r>
+      <w:r>
+        <w:t>簽核中心。姓名、</w:t>
+      </w:r>
+      <w:r>
+        <w:t xml:space="preserve">Email </w:t>
+      </w:r>
+      <w:r>
+        <w:t>與密碼等個人資料不在本作業，於畫面右上角的使用者選單維護（見</w:t>
+      </w:r>
+      <w:r>
+        <w:t xml:space="preserve"> DP10 </w:t>
+      </w:r>
+      <w:r>
+        <w:t>個人資料維護）。</w:t>
       </w:r>
     </w:p>
     <w:p>
       <w:pPr>
         <w:pStyle w:val="2"/>
       </w:pPr>
+      <w:bookmarkStart w:id="3" w:name="_Toc243386768"/>
       <w:r>
         <w:t>二、進入路徑</w:t>
       </w:r>
+      <w:bookmarkEnd w:id="3"/>
     </w:p>
     <w:p>
       <w:pPr>
         <w:ind w:firstLine="482"/>
       </w:pPr>
       <w:r>
-        <w:t>側邊選單「文件管理 → 個人專區」。</w:t>
+        <w:t>側邊選單「文件管理</w:t>
+      </w:r>
+      <w:r>
+        <w:t xml:space="preserve"> → </w:t>
+      </w:r>
+      <w:r>
+        <w:t>個人專區」。</w:t>
       </w:r>
     </w:p>
     <w:p>
       <w:pPr>
         <w:pStyle w:val="1"/>
       </w:pPr>
+      <w:bookmarkStart w:id="4" w:name="_Toc243386769"/>
       <w:r>
+        <w:lastRenderedPageBreak/>
         <w:t>貳、操作說明</w:t>
       </w:r>
+      <w:bookmarkEnd w:id="4"/>
     </w:p>
     <w:p>
       <w:pPr>
         <w:pStyle w:val="2"/>
       </w:pPr>
+      <w:bookmarkStart w:id="5" w:name="_Toc243386770"/>
       <w:r>
         <w:t>一、畫面與前置設定</w:t>
       </w:r>
+      <w:bookmarkEnd w:id="5"/>
     </w:p>
     <w:p>
       <w:pPr>
@@ -687,21 +1747,42 @@
       <w:pPr>
         <w:pStyle w:val="2"/>
       </w:pPr>
+      <w:bookmarkStart w:id="6" w:name="_Toc243386771"/>
       <w:r>
         <w:t>二、我的文件動態</w:t>
       </w:r>
+      <w:bookmarkEnd w:id="6"/>
     </w:p>
     <w:p>
       <w:pPr>
         <w:ind w:firstLine="482"/>
       </w:pPr>
       <w:r>
-        <w:t>依角色分為「撰寫者視角（近 30 天）」與「審核者視角（近 30 天）」兩區。撰寫者視角列出本人送出的送審，「指定審核者」欄為該次指派的審核者；審核者視角列出指派給本人的送審，該欄改為「送審者」。某一視角近 30 天內沒有任何動態、且沒有送審中的項目時，該區不顯示。</w:t>
+        <w:t>依角色分為「撰寫者視角（近</w:t>
+      </w:r>
+      <w:r>
+        <w:t xml:space="preserve"> 30 </w:t>
+      </w:r>
+      <w:r>
+        <w:t>天）」與「審核者視角（近</w:t>
+      </w:r>
+      <w:r>
+        <w:t xml:space="preserve"> 30 </w:t>
+      </w:r>
+      <w:r>
+        <w:t>天）」兩區。撰寫者視角列出本人送出的送審，「指定審核者」欄為該次指派的審核者；審核者視角列出指派給本人的送審，該欄改為「送審者」。某一視角近</w:t>
+      </w:r>
+      <w:r>
+        <w:t xml:space="preserve"> 30 </w:t>
+      </w:r>
+      <w:r>
+        <w:t>天內沒有任何動態、且沒有送審中的項目時，該區不顯示。</w:t>
       </w:r>
     </w:p>
     <w:p>
       <w:pPr>
         <w:pStyle w:val="affa"/>
+        <w:keepNext/>
       </w:pPr>
       <w:r>
         <w:t>一次送審展開為兩列</w:t>
@@ -720,33 +1801,54 @@
         <w:ind w:firstLine="482"/>
       </w:pPr>
       <w:r>
-        <w:t>清單列出時間落在近 30 天內的列：尚未結束的送審不論送出多久皆列出；30 天前送出、近 30 天內才結束的送審，只列出結果列。</w:t>
+        <w:t>清單列出時間落在近</w:t>
+      </w:r>
+      <w:r>
+        <w:t xml:space="preserve"> 30 </w:t>
+      </w:r>
+      <w:r>
+        <w:t>天內的列：尚未結束的送審不論送出多久皆列出；</w:t>
+      </w:r>
+      <w:r>
+        <w:t xml:space="preserve">30 </w:t>
+      </w:r>
+      <w:r>
+        <w:t>天前送出、近</w:t>
+      </w:r>
+      <w:r>
+        <w:t xml:space="preserve"> 30 </w:t>
+      </w:r>
+      <w:r>
+        <w:t>天內才結束的送審，只列出結果列。</w:t>
       </w:r>
     </w:p>
     <w:p>
       <w:pPr>
         <w:keepNext/>
         <w:spacing w:before="160" w:after="40"/>
-        <w:ind w:left="0" w:firstLine="0"/>
         <w:jc w:val="center"/>
       </w:pPr>
       <w:r>
+        <w:rPr>
+          <w:noProof/>
+        </w:rPr>
         <w:drawing>
-          <wp:inline xmlns:a="http://schemas.openxmlformats.org/drawingml/2006/main" xmlns:pic="http://schemas.openxmlformats.org/drawingml/2006/picture">
+          <wp:inline distT="0" distB="0" distL="0" distR="0">
             <wp:extent cx="5580000" cy="2406141"/>
+            <wp:effectExtent l="0" t="0" r="0" b="0"/>
             <wp:docPr id="1" name="Picture 1"/>
             <wp:cNvGraphicFramePr>
-              <a:graphicFrameLocks noChangeAspect="1"/>
+              <a:graphicFrameLocks xmlns:a="http://schemas.openxmlformats.org/drawingml/2006/main" noChangeAspect="1"/>
             </wp:cNvGraphicFramePr>
-            <a:graphic>
+            <a:graphic xmlns:a="http://schemas.openxmlformats.org/drawingml/2006/main">
               <a:graphicData uri="http://schemas.openxmlformats.org/drawingml/2006/picture">
-                <pic:pic>
+                <pic:pic xmlns:pic="http://schemas.openxmlformats.org/drawingml/2006/picture">
                   <pic:nvPicPr>
                     <pic:cNvPr id="0" name="dm04-01.png"/>
                     <pic:cNvPicPr/>
                   </pic:nvPicPr>
                   <pic:blipFill>
-                    <a:blip r:embed="rId9"/>
+                    <a:blip r:embed="rId8"/>
                     <a:stretch>
                       <a:fillRect/>
                     </a:stretch>
@@ -756,7 +1858,9 @@
                       <a:off x="0" y="0"/>
                       <a:ext cx="5580000" cy="2406141"/>
                     </a:xfrm>
-                    <a:prstGeom prst="rect"/>
+                    <a:prstGeom prst="rect">
+                      <a:avLst/>
+                    </a:prstGeom>
                   </pic:spPr>
                 </pic:pic>
               </a:graphicData>
@@ -768,7 +1872,6 @@
     <w:p>
       <w:pPr>
         <w:spacing w:after="160"/>
-        <w:ind w:firstLine="0"/>
         <w:jc w:val="center"/>
       </w:pPr>
       <w:r>
@@ -782,6 +1885,7 @@
     <w:p>
       <w:pPr>
         <w:pStyle w:val="affa"/>
+        <w:keepNext/>
       </w:pPr>
       <w:r>
         <w:t>狀態</w:t>
@@ -790,26 +1894,23 @@
     <w:tbl>
       <w:tblPr>
         <w:tblStyle w:val="aff2"/>
-        <w:tblW w:type="auto" w:w="0"/>
+        <w:tblW w:w="0" w:type="auto"/>
         <w:tblLayout w:type="fixed"/>
-        <w:tblLook w:firstColumn="1" w:firstRow="1" w:lastColumn="0" w:lastRow="0" w:noHBand="0" w:noVBand="1" w:val="04A0"/>
-        <w:tblLayout w:type="fixed"/>
+        <w:tblLook w:val="04A0" w:firstRow="1" w:lastRow="0" w:firstColumn="1" w:lastColumn="0" w:noHBand="0" w:noVBand="1"/>
       </w:tblPr>
       <w:tblGrid>
-        <w:gridCol w:w="4680"/>
-        <w:gridCol w:w="4680"/>
+        <w:gridCol w:w="4299"/>
+        <w:gridCol w:w="5061"/>
       </w:tblGrid>
       <w:tr>
         <w:tc>
           <w:tcPr>
-            <w:tcW w:type="dxa" w:w="4299"/>
+            <w:tcW w:w="4299" w:type="dxa"/>
           </w:tcPr>
           <w:p>
-            <w:r>
-              <w:rPr>
-                <w:b/>
-              </w:rPr>
-            </w:r>
+            <w:pPr>
+              <w:spacing w:before="60" w:after="60"/>
+            </w:pPr>
             <w:r>
               <w:rPr>
                 <w:b/>
@@ -820,14 +1921,12 @@
         </w:tc>
         <w:tc>
           <w:tcPr>
-            <w:tcW w:type="dxa" w:w="5061"/>
+            <w:tcW w:w="5061" w:type="dxa"/>
           </w:tcPr>
           <w:p>
-            <w:r>
-              <w:rPr>
-                <w:b/>
-              </w:rPr>
-            </w:r>
+            <w:pPr>
+              <w:spacing w:before="60" w:after="60"/>
+            </w:pPr>
             <w:r>
               <w:rPr>
                 <w:b/>
@@ -840,15 +1939,20 @@
       <w:tr>
         <w:tc>
           <w:tcPr>
-            <w:tcW w:type="dxa" w:w="4299"/>
+            <w:tcW w:w="4299" w:type="dxa"/>
           </w:tcPr>
           <w:p>
-            <w:r/>
+            <w:pPr>
+              <w:spacing w:before="60" w:after="60"/>
+            </w:pPr>
             <w:r>
               <w:t>送審中、廢止待簽核（撰寫者）</w:t>
             </w:r>
           </w:p>
           <w:p>
+            <w:pPr>
+              <w:spacing w:before="60" w:after="60"/>
+            </w:pPr>
             <w:r>
               <w:t>待處理、待處理（廢止）（審核者）</w:t>
             </w:r>
@@ -856,10 +1960,12 @@
         </w:tc>
         <w:tc>
           <w:tcPr>
-            <w:tcW w:type="dxa" w:w="5061"/>
+            <w:tcW w:w="5061" w:type="dxa"/>
           </w:tcPr>
           <w:p>
-            <w:r/>
+            <w:pPr>
+              <w:spacing w:before="60" w:after="60"/>
+            </w:pPr>
             <w:r>
               <w:t>送審尚未處理</w:t>
             </w:r>
@@ -869,15 +1975,20 @@
       <w:tr>
         <w:tc>
           <w:tcPr>
-            <w:tcW w:type="dxa" w:w="4299"/>
+            <w:tcW w:w="4299" w:type="dxa"/>
           </w:tcPr>
           <w:p>
-            <w:r/>
+            <w:pPr>
+              <w:spacing w:before="60" w:after="60"/>
+            </w:pPr>
             <w:r>
               <w:t>逾期未審、廢止逾期未審（撰寫者）</w:t>
             </w:r>
           </w:p>
           <w:p>
+            <w:pPr>
+              <w:spacing w:before="60" w:after="60"/>
+            </w:pPr>
             <w:r>
               <w:t>催辦中（審核者）</w:t>
             </w:r>
@@ -885,12 +1996,39 @@
         </w:tc>
         <w:tc>
           <w:tcPr>
-            <w:tcW w:type="dxa" w:w="5061"/>
+            <w:tcW w:w="5061" w:type="dxa"/>
           </w:tcPr>
           <w:p>
-            <w:r/>
+            <w:pPr>
+              <w:spacing w:before="60" w:after="60"/>
+            </w:pPr>
             <w:r>
-              <w:t>送審停留天數已達催辦門檻，系統每日以 Email 向審核者寄出催辦信。催辦門檻由管理者於 DP03 系統參數與清單維護設定，預設為 7 天</w:t>
+              <w:t>送審停留天數已達催辦門檻，系統每日以</w:t>
+            </w:r>
+            <w:r>
+              <w:t xml:space="preserve"> Email </w:t>
+            </w:r>
+            <w:r>
+              <w:t>向審核者寄出催辦信。催辦門檻由管理</w:t>
+            </w:r>
+            <w:r>
+              <w:lastRenderedPageBreak/>
+              <w:t>者於</w:t>
+            </w:r>
+            <w:r>
+              <w:t xml:space="preserve"> DP03 </w:t>
+            </w:r>
+            <w:r>
+              <w:t>系統參數與清單維護設定，預設為</w:t>
+            </w:r>
+            <w:r>
+              <w:t xml:space="preserve"> 7</w:t>
+            </w:r>
+            <w:r>
+              <w:t xml:space="preserve"> </w:t>
+            </w:r>
+            <w:r>
+              <w:t>天</w:t>
             </w:r>
           </w:p>
         </w:tc>
@@ -898,21 +2036,26 @@
       <w:tr>
         <w:tc>
           <w:tcPr>
-            <w:tcW w:type="dxa" w:w="4299"/>
+            <w:tcW w:w="4299" w:type="dxa"/>
           </w:tcPr>
           <w:p>
-            <w:r/>
+            <w:pPr>
+              <w:spacing w:before="60" w:after="60"/>
+            </w:pPr>
             <w:r>
+              <w:lastRenderedPageBreak/>
               <w:t>送審、發起廢止</w:t>
             </w:r>
           </w:p>
         </w:tc>
         <w:tc>
           <w:tcPr>
-            <w:tcW w:type="dxa" w:w="5061"/>
+            <w:tcW w:w="5061" w:type="dxa"/>
           </w:tcPr>
           <w:p>
-            <w:r/>
+            <w:pPr>
+              <w:spacing w:before="60" w:after="60"/>
+            </w:pPr>
             <w:r>
               <w:t>已結束的那次送審的起點列，結果見同一份文件時間較新的那一列</w:t>
             </w:r>
@@ -922,15 +2065,20 @@
       <w:tr>
         <w:tc>
           <w:tcPr>
-            <w:tcW w:type="dxa" w:w="4299"/>
+            <w:tcW w:w="4299" w:type="dxa"/>
           </w:tcPr>
           <w:p>
-            <w:r/>
+            <w:pPr>
+              <w:spacing w:before="60" w:after="60"/>
+            </w:pPr>
             <w:r>
               <w:t>核准發布、已廢止、已退回、已撤回（撰寫者）</w:t>
             </w:r>
           </w:p>
           <w:p>
+            <w:pPr>
+              <w:spacing w:before="60" w:after="60"/>
+            </w:pPr>
             <w:r>
               <w:t>已核准、已核准廢止、已退回、已被撤回（審核者）</w:t>
             </w:r>
@@ -938,10 +2086,12 @@
         </w:tc>
         <w:tc>
           <w:tcPr>
-            <w:tcW w:type="dxa" w:w="5061"/>
+            <w:tcW w:w="5061" w:type="dxa"/>
           </w:tcPr>
           <w:p>
-            <w:r/>
+            <w:pPr>
+              <w:spacing w:before="60" w:after="60"/>
+            </w:pPr>
             <w:r>
               <w:t>該次送審的結果</w:t>
             </w:r>
@@ -952,6 +2102,7 @@
     <w:p>
       <w:pPr>
         <w:pStyle w:val="affa"/>
+        <w:keepNext/>
       </w:pPr>
       <w:r>
         <w:t>退回原因</w:t>
@@ -962,12 +2113,25 @@
         <w:ind w:firstLine="482"/>
       </w:pPr>
       <w:r>
-        <w:t>「退回原因」欄顯示審核者於 DM02 簽核中心填寫的退回原因全文，於被退回的結果列顯示（含廢止申請被退回）；其他列（含同一次送審的「送審」起點列、核准與撤回的結果列）顯示「—」。</w:t>
+        <w:t>「退回原因」欄顯示審核者於</w:t>
+      </w:r>
+      <w:r>
+        <w:t xml:space="preserve"> DM02 </w:t>
+      </w:r>
+      <w:r>
+        <w:t>簽核中心填寫的退回原因全文，於被退回的結果列顯示（含廢止申請被退回）；其他列（含同一次送審的「送審」起點列、核准與撤回的結果列）顯示「</w:t>
+      </w:r>
+      <w:r>
+        <w:t>—</w:t>
+      </w:r>
+      <w:r>
+        <w:t>」。</w:t>
       </w:r>
     </w:p>
     <w:p>
       <w:pPr>
         <w:pStyle w:val="affa"/>
+        <w:keepNext/>
       </w:pPr>
       <w:r>
         <w:t>通知送達何處</w:t>
@@ -984,15 +2148,34 @@
         <w:rPr>
           <w:b/>
         </w:rPr>
-        <w:t>僅於系統內呈現、不寄送 Email</w:t>
+        <w:t>僅於系統內呈現、不寄送</w:t>
       </w:r>
       <w:r>
-        <w:t>：撰寫者於本頁「我的文件動態」、審核者於本頁審核者視角與 DM02 簽核中心即可看到，毋須查收信箱。寄送 Email 的有文件發布通知（寄給可見對象相符的閱覽者）、簽核催辦（寄給逾催辦門檻未處理的審核者）、未讀提醒與閱讀統計週報。</w:t>
+        <w:rPr>
+          <w:b/>
+        </w:rPr>
+        <w:t xml:space="preserve"> Email</w:t>
+      </w:r>
+      <w:r>
+        <w:t>：撰寫者於本頁「我的文件動態」、審核者於本頁審核者視角與</w:t>
+      </w:r>
+      <w:r>
+        <w:t xml:space="preserve"> DM02 </w:t>
+      </w:r>
+      <w:r>
+        <w:t>簽核中心即可看到，毋須查收信箱。寄送</w:t>
+      </w:r>
+      <w:r>
+        <w:t xml:space="preserve"> Email </w:t>
+      </w:r>
+      <w:r>
+        <w:t>的有文件發布通知（寄給可見對象相符的閱覽者）、簽核催辦（寄給逾催辦門檻未處理的審核者）、未讀提醒與閱讀統計週報。</w:t>
       </w:r>
     </w:p>
     <w:p>
       <w:pPr>
         <w:pStyle w:val="affa"/>
+        <w:keepNext/>
       </w:pPr>
       <w:r>
         <w:t>指定審核者的帳號已停用時</w:t>
@@ -1011,19 +2194,25 @@
         <w:ind w:firstLine="482"/>
       </w:pPr>
       <w:r>
-        <w:t>需要處理的是狀態仍為送審中（或逾期未審、廢止待簽核、廢止逾期未審）的那一列：該審核者無法處理這筆送審，催辦信也只寄給帳號啟用中且具審核者角色的審核者。請撤回送審後，於草稿改選其他審核者重新送審（見下一節）。</w:t>
+        <w:t>需要處理的是狀態仍為送審中（或逾期未審、廢止待簽核、廢止逾期未</w:t>
+      </w:r>
+      <w:r>
+        <w:t>審）的那一列：該審核者無法處理這筆送審，催辦信也只寄給帳號啟用中且具審核者角色的審核者。請撤回送審後，於草稿改選其他審核者重新送審（見下一節）。</w:t>
       </w:r>
     </w:p>
     <w:p>
       <w:pPr>
         <w:pStyle w:val="2"/>
       </w:pPr>
+      <w:bookmarkStart w:id="7" w:name="_Toc243386772"/>
       <w:r>
         <w:t>三、撤回送審（編輯者）</w:t>
       </w:r>
+      <w:bookmarkEnd w:id="7"/>
     </w:p>
     <w:p>
       <w:pPr>
+        <w:keepNext/>
         <w:ind w:firstLine="482"/>
       </w:pPr>
       <w:r>
@@ -1070,26 +2259,30 @@
       <w:pPr>
         <w:keepNext/>
         <w:spacing w:before="160" w:after="40"/>
-        <w:ind w:left="0" w:firstLine="0"/>
         <w:jc w:val="center"/>
       </w:pPr>
       <w:r>
+        <w:rPr>
+          <w:noProof/>
+        </w:rPr>
+        <w:lastRenderedPageBreak/>
         <w:drawing>
-          <wp:inline xmlns:a="http://schemas.openxmlformats.org/drawingml/2006/main" xmlns:pic="http://schemas.openxmlformats.org/drawingml/2006/picture">
-            <wp:extent cx="5580000" cy="2558166"/>
+          <wp:inline distT="0" distB="0" distL="0" distR="0">
+            <wp:extent cx="1633741" cy="748993"/>
+            <wp:effectExtent l="0" t="0" r="0" b="0"/>
             <wp:docPr id="2" name="Picture 2"/>
             <wp:cNvGraphicFramePr>
-              <a:graphicFrameLocks noChangeAspect="1"/>
+              <a:graphicFrameLocks xmlns:a="http://schemas.openxmlformats.org/drawingml/2006/main" noChangeAspect="1"/>
             </wp:cNvGraphicFramePr>
-            <a:graphic>
+            <a:graphic xmlns:a="http://schemas.openxmlformats.org/drawingml/2006/main">
               <a:graphicData uri="http://schemas.openxmlformats.org/drawingml/2006/picture">
-                <pic:pic>
+                <pic:pic xmlns:pic="http://schemas.openxmlformats.org/drawingml/2006/picture">
                   <pic:nvPicPr>
                     <pic:cNvPr id="0" name="dm04-02.png"/>
                     <pic:cNvPicPr/>
                   </pic:nvPicPr>
                   <pic:blipFill>
-                    <a:blip r:embed="rId10"/>
+                    <a:blip r:embed="rId9"/>
                     <a:stretch>
                       <a:fillRect/>
                     </a:stretch>
@@ -1097,9 +2290,11 @@
                   <pic:spPr>
                     <a:xfrm>
                       <a:off x="0" y="0"/>
-                      <a:ext cx="5580000" cy="2558166"/>
+                      <a:ext cx="1633741" cy="748993"/>
                     </a:xfrm>
-                    <a:prstGeom prst="rect"/>
+                    <a:prstGeom prst="rect">
+                      <a:avLst/>
+                    </a:prstGeom>
                   </pic:spPr>
                 </pic:pic>
               </a:graphicData>
@@ -1111,7 +2306,6 @@
     <w:p>
       <w:pPr>
         <w:spacing w:after="160"/>
-        <w:ind w:firstLine="0"/>
         <w:jc w:val="center"/>
       </w:pPr>
       <w:r>
@@ -1124,6 +2318,7 @@
     </w:p>
     <w:p>
       <w:pPr>
+        <w:keepNext/>
         <w:ind w:firstLine="482"/>
       </w:pPr>
       <w:r>
@@ -1133,26 +2328,23 @@
     <w:tbl>
       <w:tblPr>
         <w:tblStyle w:val="aff2"/>
-        <w:tblW w:type="auto" w:w="0"/>
+        <w:tblW w:w="0" w:type="auto"/>
         <w:tblLayout w:type="fixed"/>
-        <w:tblLook w:firstColumn="1" w:firstRow="1" w:lastColumn="0" w:lastRow="0" w:noHBand="0" w:noVBand="1" w:val="04A0"/>
-        <w:tblLayout w:type="fixed"/>
+        <w:tblLook w:val="04A0" w:firstRow="1" w:lastRow="0" w:firstColumn="1" w:lastColumn="0" w:noHBand="0" w:noVBand="1"/>
       </w:tblPr>
       <w:tblGrid>
-        <w:gridCol w:w="4680"/>
-        <w:gridCol w:w="4680"/>
+        <w:gridCol w:w="2156"/>
+        <w:gridCol w:w="7204"/>
       </w:tblGrid>
       <w:tr>
         <w:tc>
           <w:tcPr>
-            <w:tcW w:type="dxa" w:w="2156"/>
+            <w:tcW w:w="2156" w:type="dxa"/>
           </w:tcPr>
           <w:p>
-            <w:r>
-              <w:rPr>
-                <w:b/>
-              </w:rPr>
-            </w:r>
+            <w:pPr>
+              <w:spacing w:before="60" w:after="60"/>
+            </w:pPr>
             <w:r>
               <w:rPr>
                 <w:b/>
@@ -1163,14 +2355,12 @@
         </w:tc>
         <w:tc>
           <w:tcPr>
-            <w:tcW w:type="dxa" w:w="7204"/>
+            <w:tcW w:w="7204" w:type="dxa"/>
           </w:tcPr>
           <w:p>
-            <w:r>
-              <w:rPr>
-                <w:b/>
-              </w:rPr>
-            </w:r>
+            <w:pPr>
+              <w:spacing w:before="60" w:after="60"/>
+            </w:pPr>
             <w:r>
               <w:rPr>
                 <w:b/>
@@ -1183,10 +2373,12 @@
       <w:tr>
         <w:tc>
           <w:tcPr>
-            <w:tcW w:type="dxa" w:w="2156"/>
+            <w:tcW w:w="2156" w:type="dxa"/>
           </w:tcPr>
           <w:p>
-            <w:r/>
+            <w:pPr>
+              <w:spacing w:before="60" w:after="60"/>
+            </w:pPr>
             <w:r>
               <w:t>新增、新版本</w:t>
             </w:r>
@@ -1194,10 +2386,12 @@
         </w:tc>
         <w:tc>
           <w:tcPr>
-            <w:tcW w:type="dxa" w:w="7204"/>
+            <w:tcW w:w="7204" w:type="dxa"/>
           </w:tcPr>
           <w:p>
-            <w:r/>
+            <w:pPr>
+              <w:spacing w:before="60" w:after="60"/>
+            </w:pPr>
             <w:r>
               <w:t>回到草稿，出現於「草稿匣」，草稿類型為「已撤回」</w:t>
             </w:r>
@@ -1207,10 +2401,12 @@
       <w:tr>
         <w:tc>
           <w:tcPr>
-            <w:tcW w:type="dxa" w:w="2156"/>
+            <w:tcW w:w="2156" w:type="dxa"/>
           </w:tcPr>
           <w:p>
-            <w:r/>
+            <w:pPr>
+              <w:spacing w:before="60" w:after="60"/>
+            </w:pPr>
             <w:r>
               <w:t>廢止</w:t>
             </w:r>
@@ -1218,10 +2414,12 @@
         </w:tc>
         <w:tc>
           <w:tcPr>
-            <w:tcW w:type="dxa" w:w="7204"/>
+            <w:tcW w:w="7204" w:type="dxa"/>
           </w:tcPr>
           <w:p>
-            <w:r/>
+            <w:pPr>
+              <w:spacing w:before="60" w:after="60"/>
+            </w:pPr>
             <w:r>
               <w:t>文件回到已發布，於文件庫照常可見</w:t>
             </w:r>
@@ -1240,6 +2438,7 @@
     <w:p>
       <w:pPr>
         <w:pStyle w:val="affa"/>
+        <w:keepNext/>
       </w:pPr>
       <w:r>
         <w:t>改選審核者重新送審</w:t>
@@ -1250,49 +2449,66 @@
         <w:ind w:firstLine="482"/>
       </w:pPr>
       <w:r>
-        <w:t>於「草稿匣」按該草稿的「繼續編輯」，進入 DM08 文件新增與編輯，改選審核者後再次送審即可。重新送審會以新的一筆出現於新審核者的簽核中心。</w:t>
+        <w:t>於「草稿匣」按該草稿的「繼續編輯」，進入</w:t>
+      </w:r>
+      <w:r>
+        <w:t xml:space="preserve"> DM08 </w:t>
+      </w:r>
+      <w:r>
+        <w:t>文件新增與編輯，改選審核者後再次送審即可。重新送審會以新的一筆出現於新審核者的簽核中心。</w:t>
       </w:r>
     </w:p>
     <w:p>
       <w:pPr>
         <w:pStyle w:val="2"/>
       </w:pPr>
+      <w:bookmarkStart w:id="8" w:name="_Toc243386773"/>
       <w:r>
         <w:t>四、前往簽核中心（審核者）</w:t>
       </w:r>
+      <w:bookmarkEnd w:id="8"/>
     </w:p>
     <w:p>
       <w:pPr>
         <w:ind w:firstLine="482"/>
       </w:pPr>
       <w:r>
-        <w:t>於審核者視角中，狀態為待處理（或待處理（廢止）、催辦中）的列，按「前往簽核中心」即進入 DM02 簽核中心，並自動展開該筆送審的簽核明細，可直接核准或退回。</w:t>
+        <w:t>於審核者視角中，狀態為待處理（或待處理（廢止）、催辦中）的列，按「前往簽核中心」即進入</w:t>
+      </w:r>
+      <w:r>
+        <w:t xml:space="preserve"> DM02 </w:t>
+      </w:r>
+      <w:r>
+        <w:t>簽核中心，並自動展開該筆送審的簽核明細，可直接核准或退回。</w:t>
       </w:r>
     </w:p>
     <w:p>
       <w:pPr>
         <w:keepNext/>
         <w:spacing w:before="160" w:after="40"/>
-        <w:ind w:left="0" w:firstLine="0"/>
         <w:jc w:val="center"/>
       </w:pPr>
       <w:r>
+        <w:rPr>
+          <w:noProof/>
+        </w:rPr>
         <w:drawing>
-          <wp:inline xmlns:a="http://schemas.openxmlformats.org/drawingml/2006/main" xmlns:pic="http://schemas.openxmlformats.org/drawingml/2006/picture">
+          <wp:inline distT="0" distB="0" distL="0" distR="0">
             <wp:extent cx="5580000" cy="2406141"/>
+            <wp:effectExtent l="0" t="0" r="0" b="0"/>
             <wp:docPr id="3" name="Picture 3"/>
             <wp:cNvGraphicFramePr>
-              <a:graphicFrameLocks noChangeAspect="1"/>
+              <a:graphicFrameLocks xmlns:a="http://schemas.openxmlformats.org/drawingml/2006/main" noChangeAspect="1"/>
             </wp:cNvGraphicFramePr>
-            <a:graphic>
+            <a:graphic xmlns:a="http://schemas.openxmlformats.org/drawingml/2006/main">
               <a:graphicData uri="http://schemas.openxmlformats.org/drawingml/2006/picture">
-                <pic:pic>
+                <pic:pic xmlns:pic="http://schemas.openxmlformats.org/drawingml/2006/picture">
                   <pic:nvPicPr>
                     <pic:cNvPr id="0" name="dm04-03.png"/>
                     <pic:cNvPicPr/>
                   </pic:nvPicPr>
                   <pic:blipFill>
-                    <a:blip r:embed="rId11"/>
+                    <a:blip r:embed="rId10"/>
                     <a:stretch>
                       <a:fillRect/>
                     </a:stretch>
@@ -1302,7 +2518,9 @@
                       <a:off x="0" y="0"/>
                       <a:ext cx="5580000" cy="2406141"/>
                     </a:xfrm>
-                    <a:prstGeom prst="rect"/>
+                    <a:prstGeom prst="rect">
+                      <a:avLst/>
+                    </a:prstGeom>
                   </pic:spPr>
                 </pic:pic>
               </a:graphicData>
@@ -1314,7 +2532,6 @@
     <w:p>
       <w:pPr>
         <w:spacing w:after="160"/>
-        <w:ind w:firstLine="0"/>
         <w:jc w:val="center"/>
       </w:pPr>
       <w:r>
@@ -1329,12 +2546,15 @@
       <w:pPr>
         <w:pStyle w:val="2"/>
       </w:pPr>
+      <w:bookmarkStart w:id="9" w:name="_Toc243386774"/>
       <w:r>
         <w:t>五、草稿匣</w:t>
       </w:r>
+      <w:bookmarkEnd w:id="9"/>
     </w:p>
     <w:p>
       <w:pPr>
+        <w:keepNext/>
         <w:ind w:firstLine="482"/>
       </w:pPr>
       <w:r>
@@ -1344,26 +2564,23 @@
     <w:tbl>
       <w:tblPr>
         <w:tblStyle w:val="aff2"/>
-        <w:tblW w:type="auto" w:w="0"/>
+        <w:tblW w:w="0" w:type="auto"/>
         <w:tblLayout w:type="fixed"/>
-        <w:tblLook w:firstColumn="1" w:firstRow="1" w:lastColumn="0" w:lastRow="0" w:noHBand="0" w:noVBand="1" w:val="04A0"/>
-        <w:tblLayout w:type="fixed"/>
+        <w:tblLook w:val="04A0" w:firstRow="1" w:lastRow="0" w:firstColumn="1" w:lastColumn="0" w:noHBand="0" w:noVBand="1"/>
       </w:tblPr>
       <w:tblGrid>
-        <w:gridCol w:w="4680"/>
-        <w:gridCol w:w="4680"/>
+        <w:gridCol w:w="4037"/>
+        <w:gridCol w:w="5323"/>
       </w:tblGrid>
       <w:tr>
         <w:tc>
           <w:tcPr>
-            <w:tcW w:type="dxa" w:w="4037"/>
+            <w:tcW w:w="4037" w:type="dxa"/>
           </w:tcPr>
           <w:p>
-            <w:r>
-              <w:rPr>
-                <w:b/>
-              </w:rPr>
-            </w:r>
+            <w:pPr>
+              <w:spacing w:before="60" w:after="60"/>
+            </w:pPr>
             <w:r>
               <w:rPr>
                 <w:b/>
@@ -1374,14 +2591,12 @@
         </w:tc>
         <w:tc>
           <w:tcPr>
-            <w:tcW w:type="dxa" w:w="5323"/>
+            <w:tcW w:w="5323" w:type="dxa"/>
           </w:tcPr>
           <w:p>
-            <w:r>
-              <w:rPr>
-                <w:b/>
-              </w:rPr>
-            </w:r>
+            <w:pPr>
+              <w:spacing w:before="60" w:after="60"/>
+            </w:pPr>
             <w:r>
               <w:rPr>
                 <w:b/>
@@ -1394,21 +2609,26 @@
       <w:tr>
         <w:tc>
           <w:tcPr>
-            <w:tcW w:type="dxa" w:w="4037"/>
+            <w:tcW w:w="4037" w:type="dxa"/>
           </w:tcPr>
           <w:p>
-            <w:r/>
+            <w:pPr>
+              <w:spacing w:before="60" w:after="60"/>
+            </w:pPr>
             <w:r>
+              <w:lastRenderedPageBreak/>
               <w:t>未送審</w:t>
             </w:r>
           </w:p>
         </w:tc>
         <w:tc>
           <w:tcPr>
-            <w:tcW w:type="dxa" w:w="5323"/>
+            <w:tcW w:w="5323" w:type="dxa"/>
           </w:tcPr>
           <w:p>
-            <w:r/>
+            <w:pPr>
+              <w:spacing w:before="60" w:after="60"/>
+            </w:pPr>
             <w:r>
               <w:t>存成草稿後尚未送審</w:t>
             </w:r>
@@ -1418,10 +2638,12 @@
       <w:tr>
         <w:tc>
           <w:tcPr>
-            <w:tcW w:type="dxa" w:w="4037"/>
+            <w:tcW w:w="4037" w:type="dxa"/>
           </w:tcPr>
           <w:p>
-            <w:r/>
+            <w:pPr>
+              <w:spacing w:before="60" w:after="60"/>
+            </w:pPr>
             <w:r>
               <w:t>被退回待修改</w:t>
             </w:r>
@@ -1429,10 +2651,12 @@
         </w:tc>
         <w:tc>
           <w:tcPr>
-            <w:tcW w:type="dxa" w:w="5323"/>
+            <w:tcW w:w="5323" w:type="dxa"/>
           </w:tcPr>
           <w:p>
-            <w:r/>
+            <w:pPr>
+              <w:spacing w:before="60" w:after="60"/>
+            </w:pPr>
             <w:r>
               <w:t>送審後被審核者退回</w:t>
             </w:r>
@@ -1442,10 +2666,12 @@
       <w:tr>
         <w:tc>
           <w:tcPr>
-            <w:tcW w:type="dxa" w:w="4037"/>
+            <w:tcW w:w="4037" w:type="dxa"/>
           </w:tcPr>
           <w:p>
-            <w:r/>
+            <w:pPr>
+              <w:spacing w:before="60" w:after="60"/>
+            </w:pPr>
             <w:r>
               <w:t>已撤回</w:t>
             </w:r>
@@ -1453,10 +2679,12 @@
         </w:tc>
         <w:tc>
           <w:tcPr>
-            <w:tcW w:type="dxa" w:w="5323"/>
+            <w:tcW w:w="5323" w:type="dxa"/>
           </w:tcPr>
           <w:p>
-            <w:r/>
+            <w:pPr>
+              <w:spacing w:before="60" w:after="60"/>
+            </w:pPr>
             <w:r>
               <w:t>送審後由本人撤回</w:t>
             </w:r>
@@ -1468,26 +2696,29 @@
       <w:pPr>
         <w:keepNext/>
         <w:spacing w:before="160" w:after="40"/>
-        <w:ind w:left="0" w:firstLine="0"/>
         <w:jc w:val="center"/>
       </w:pPr>
       <w:r>
+        <w:rPr>
+          <w:noProof/>
+        </w:rPr>
         <w:drawing>
-          <wp:inline xmlns:a="http://schemas.openxmlformats.org/drawingml/2006/main" xmlns:pic="http://schemas.openxmlformats.org/drawingml/2006/picture">
+          <wp:inline distT="0" distB="0" distL="0" distR="0">
             <wp:extent cx="5580000" cy="692818"/>
+            <wp:effectExtent l="0" t="0" r="0" b="0"/>
             <wp:docPr id="4" name="Picture 4"/>
             <wp:cNvGraphicFramePr>
-              <a:graphicFrameLocks noChangeAspect="1"/>
+              <a:graphicFrameLocks xmlns:a="http://schemas.openxmlformats.org/drawingml/2006/main" noChangeAspect="1"/>
             </wp:cNvGraphicFramePr>
-            <a:graphic>
+            <a:graphic xmlns:a="http://schemas.openxmlformats.org/drawingml/2006/main">
               <a:graphicData uri="http://schemas.openxmlformats.org/drawingml/2006/picture">
-                <pic:pic>
+                <pic:pic xmlns:pic="http://schemas.openxmlformats.org/drawingml/2006/picture">
                   <pic:nvPicPr>
                     <pic:cNvPr id="0" name="dm04-04.png"/>
                     <pic:cNvPicPr/>
                   </pic:nvPicPr>
                   <pic:blipFill>
-                    <a:blip r:embed="rId12"/>
+                    <a:blip r:embed="rId11"/>
                     <a:stretch>
                       <a:fillRect/>
                     </a:stretch>
@@ -1497,7 +2728,9 @@
                       <a:off x="0" y="0"/>
                       <a:ext cx="5580000" cy="692818"/>
                     </a:xfrm>
-                    <a:prstGeom prst="rect"/>
+                    <a:prstGeom prst="rect">
+                      <a:avLst/>
+                    </a:prstGeom>
                   </pic:spPr>
                 </pic:pic>
               </a:graphicData>
@@ -1509,7 +2742,6 @@
     <w:p>
       <w:pPr>
         <w:spacing w:after="160"/>
-        <w:ind w:firstLine="0"/>
         <w:jc w:val="center"/>
       </w:pPr>
       <w:r>
@@ -1523,6 +2755,7 @@
     <w:p>
       <w:pPr>
         <w:pStyle w:val="affa"/>
+        <w:keepNext/>
       </w:pPr>
       <w:r>
         <w:t>繼續編輯</w:t>
@@ -1533,12 +2766,22 @@
         <w:ind w:firstLine="482"/>
       </w:pPr>
       <w:r>
-        <w:t>按「繼續編輯」進入 DM08 文件新增與編輯，接續編寫或送審。</w:t>
+        <w:t>按「繼續編輯」進入</w:t>
+      </w:r>
+      <w:r>
+        <w:t xml:space="preserve"> </w:t>
+      </w:r>
+      <w:r>
+        <w:t xml:space="preserve">DM08 </w:t>
+      </w:r>
+      <w:r>
+        <w:t>文件新增與編輯，接續編寫或送審。</w:t>
       </w:r>
     </w:p>
     <w:p>
       <w:pPr>
         <w:pStyle w:val="affa"/>
+        <w:keepNext/>
       </w:pPr>
       <w:r>
         <w:t>刪除草稿</w:t>
@@ -1570,6 +2813,7 @@
     </w:p>
     <w:p>
       <w:pPr>
+        <w:keepNext/>
         <w:ind w:firstLine="482"/>
       </w:pPr>
       <w:r>
@@ -1579,26 +2823,23 @@
     <w:tbl>
       <w:tblPr>
         <w:tblStyle w:val="aff2"/>
-        <w:tblW w:type="auto" w:w="0"/>
+        <w:tblW w:w="0" w:type="auto"/>
         <w:tblLayout w:type="fixed"/>
-        <w:tblLook w:firstColumn="1" w:firstRow="1" w:lastColumn="0" w:lastRow="0" w:noHBand="0" w:noVBand="1" w:val="04A0"/>
-        <w:tblLayout w:type="fixed"/>
+        <w:tblLook w:val="04A0" w:firstRow="1" w:lastRow="0" w:firstColumn="1" w:lastColumn="0" w:noHBand="0" w:noVBand="1"/>
       </w:tblPr>
       <w:tblGrid>
-        <w:gridCol w:w="4680"/>
-        <w:gridCol w:w="4680"/>
+        <w:gridCol w:w="3347"/>
+        <w:gridCol w:w="6013"/>
       </w:tblGrid>
       <w:tr>
         <w:tc>
           <w:tcPr>
-            <w:tcW w:type="dxa" w:w="3347"/>
+            <w:tcW w:w="3347" w:type="dxa"/>
           </w:tcPr>
           <w:p>
-            <w:r>
-              <w:rPr>
-                <w:b/>
-              </w:rPr>
-            </w:r>
+            <w:pPr>
+              <w:spacing w:before="60" w:after="60"/>
+            </w:pPr>
             <w:r>
               <w:rPr>
                 <w:b/>
@@ -1609,14 +2850,12 @@
         </w:tc>
         <w:tc>
           <w:tcPr>
-            <w:tcW w:type="dxa" w:w="6013"/>
+            <w:tcW w:w="6013" w:type="dxa"/>
           </w:tcPr>
           <w:p>
-            <w:r>
-              <w:rPr>
-                <w:b/>
-              </w:rPr>
-            </w:r>
+            <w:pPr>
+              <w:spacing w:before="60" w:after="60"/>
+            </w:pPr>
             <w:r>
               <w:rPr>
                 <w:b/>
@@ -1629,10 +2868,12 @@
       <w:tr>
         <w:tc>
           <w:tcPr>
-            <w:tcW w:type="dxa" w:w="3347"/>
+            <w:tcW w:w="3347" w:type="dxa"/>
           </w:tcPr>
           <w:p>
-            <w:r/>
+            <w:pPr>
+              <w:spacing w:before="60" w:after="60"/>
+            </w:pPr>
             <w:r>
               <w:t>已發布文件的新版本草稿</w:t>
             </w:r>
@@ -1640,10 +2881,12 @@
         </w:tc>
         <w:tc>
           <w:tcPr>
-            <w:tcW w:type="dxa" w:w="6013"/>
+            <w:tcW w:w="6013" w:type="dxa"/>
           </w:tcPr>
           <w:p>
-            <w:r/>
+            <w:pPr>
+              <w:spacing w:before="60" w:after="60"/>
+            </w:pPr>
             <w:r>
               <w:t>該文件已發布的版本不受影響，於文件庫照常可見</w:t>
             </w:r>
@@ -1653,10 +2896,12 @@
       <w:tr>
         <w:tc>
           <w:tcPr>
-            <w:tcW w:type="dxa" w:w="3347"/>
+            <w:tcW w:w="3347" w:type="dxa"/>
           </w:tcPr>
           <w:p>
-            <w:r/>
+            <w:pPr>
+              <w:spacing w:before="60" w:after="60"/>
+            </w:pPr>
             <w:r>
               <w:t>首版草稿（文件尚未發布）</w:t>
             </w:r>
@@ -1664,10 +2909,12 @@
         </w:tc>
         <w:tc>
           <w:tcPr>
-            <w:tcW w:type="dxa" w:w="6013"/>
+            <w:tcW w:w="6013" w:type="dxa"/>
           </w:tcPr>
           <w:p>
-            <w:r/>
+            <w:pPr>
+              <w:spacing w:before="60" w:after="60"/>
+            </w:pPr>
             <w:r>
               <w:t>該文件隨草稿一併自草稿匣移除，文件庫亦查無此文件</w:t>
             </w:r>
@@ -1678,7 +2925,7 @@
     <w:p>
       <w:pPr>
         <w:spacing w:before="80" w:after="80"/>
-        <w:ind w:left="283" w:firstLine="0"/>
+        <w:ind w:left="283"/>
       </w:pPr>
       <w:r>
         <w:t>重要：刪除後無法復原。</w:t>
@@ -1687,6 +2934,7 @@
     <w:p>
       <w:pPr>
         <w:pStyle w:val="affa"/>
+        <w:keepNext/>
       </w:pPr>
       <w:r>
         <w:t>文件已被廢止的草稿</w:t>
@@ -1721,41 +2969,43 @@
       <w:pPr>
         <w:pStyle w:val="1"/>
       </w:pPr>
+      <w:bookmarkStart w:id="10" w:name="_Toc243386775"/>
       <w:r>
+        <w:lastRenderedPageBreak/>
         <w:t>參、常見訊息與處置</w:t>
       </w:r>
+      <w:bookmarkEnd w:id="10"/>
     </w:p>
     <w:p>
       <w:pPr>
         <w:pStyle w:val="2"/>
       </w:pPr>
+      <w:bookmarkStart w:id="11" w:name="_Toc243386776"/>
       <w:r>
         <w:t>一、被擋下（動作沒有完成）</w:t>
       </w:r>
+      <w:bookmarkEnd w:id="11"/>
     </w:p>
     <w:tbl>
       <w:tblPr>
         <w:tblStyle w:val="aff2"/>
-        <w:tblW w:type="auto" w:w="0"/>
+        <w:tblW w:w="0" w:type="auto"/>
         <w:tblLayout w:type="fixed"/>
-        <w:tblLook w:firstColumn="1" w:firstRow="1" w:lastColumn="0" w:lastRow="0" w:noHBand="0" w:noVBand="1" w:val="04A0"/>
-        <w:tblLayout w:type="fixed"/>
+        <w:tblLook w:val="04A0" w:firstRow="1" w:lastRow="0" w:firstColumn="1" w:lastColumn="0" w:noHBand="0" w:noVBand="1"/>
       </w:tblPr>
       <w:tblGrid>
-        <w:gridCol w:w="4680"/>
-        <w:gridCol w:w="4680"/>
+        <w:gridCol w:w="3448"/>
+        <w:gridCol w:w="5912"/>
       </w:tblGrid>
       <w:tr>
         <w:tc>
           <w:tcPr>
-            <w:tcW w:type="dxa" w:w="3448"/>
+            <w:tcW w:w="3448" w:type="dxa"/>
           </w:tcPr>
           <w:p>
-            <w:r>
-              <w:rPr>
-                <w:b/>
-              </w:rPr>
-            </w:r>
+            <w:pPr>
+              <w:spacing w:before="60" w:after="60"/>
+            </w:pPr>
             <w:r>
               <w:rPr>
                 <w:b/>
@@ -1766,14 +3016,12 @@
         </w:tc>
         <w:tc>
           <w:tcPr>
-            <w:tcW w:type="dxa" w:w="5912"/>
+            <w:tcW w:w="5912" w:type="dxa"/>
           </w:tcPr>
           <w:p>
-            <w:r>
-              <w:rPr>
-                <w:b/>
-              </w:rPr>
-            </w:r>
+            <w:pPr>
+              <w:spacing w:before="60" w:after="60"/>
+            </w:pPr>
             <w:r>
               <w:rPr>
                 <w:b/>
@@ -1786,10 +3034,12 @@
       <w:tr>
         <w:tc>
           <w:tcPr>
-            <w:tcW w:type="dxa" w:w="3448"/>
+            <w:tcW w:w="3448" w:type="dxa"/>
           </w:tcPr>
           <w:p>
-            <w:r/>
+            <w:pPr>
+              <w:spacing w:before="60" w:after="60"/>
+            </w:pPr>
             <w:r>
               <w:t>「此項目已被撰寫者撤回」</w:t>
             </w:r>
@@ -1797,10 +3047,12 @@
         </w:tc>
         <w:tc>
           <w:tcPr>
-            <w:tcW w:type="dxa" w:w="5912"/>
+            <w:tcW w:w="5912" w:type="dxa"/>
           </w:tcPr>
           <w:p>
-            <w:r/>
+            <w:pPr>
+              <w:spacing w:before="60" w:after="60"/>
+            </w:pPr>
             <w:r>
               <w:t>該送審已撤回過（例如同時開著兩個分頁、在另一頁已撤回）。重新進入本作業即可看到「已撤回」的結果列</w:t>
             </w:r>
@@ -1810,10 +3062,12 @@
       <w:tr>
         <w:tc>
           <w:tcPr>
-            <w:tcW w:type="dxa" w:w="3448"/>
+            <w:tcW w:w="3448" w:type="dxa"/>
           </w:tcPr>
           <w:p>
-            <w:r/>
+            <w:pPr>
+              <w:spacing w:before="60" w:after="60"/>
+            </w:pPr>
             <w:r>
               <w:t>「此送審已非待審核狀態，無法處理」</w:t>
             </w:r>
@@ -1821,10 +3075,12 @@
         </w:tc>
         <w:tc>
           <w:tcPr>
-            <w:tcW w:type="dxa" w:w="5912"/>
+            <w:tcW w:w="5912" w:type="dxa"/>
           </w:tcPr>
           <w:p>
-            <w:r/>
+            <w:pPr>
+              <w:spacing w:before="60" w:after="60"/>
+            </w:pPr>
             <w:r>
               <w:t>撤回前審核者已處理完這筆送審。重新進入本作業查看結果列：已核准者文件已發布；已退回者草稿已回到草稿匣</w:t>
             </w:r>
@@ -1836,33 +3092,32 @@
       <w:pPr>
         <w:pStyle w:val="2"/>
       </w:pPr>
+      <w:bookmarkStart w:id="12" w:name="_Toc243386777"/>
       <w:r>
         <w:t>二、送出後的結果訊息</w:t>
       </w:r>
+      <w:bookmarkEnd w:id="12"/>
     </w:p>
     <w:tbl>
       <w:tblPr>
         <w:tblStyle w:val="aff2"/>
-        <w:tblW w:type="auto" w:w="0"/>
+        <w:tblW w:w="0" w:type="auto"/>
         <w:tblLayout w:type="fixed"/>
-        <w:tblLook w:firstColumn="1" w:firstRow="1" w:lastColumn="0" w:lastRow="0" w:noHBand="0" w:noVBand="1" w:val="04A0"/>
-        <w:tblLayout w:type="fixed"/>
+        <w:tblLook w:val="04A0" w:firstRow="1" w:lastRow="0" w:firstColumn="1" w:lastColumn="0" w:noHBand="0" w:noVBand="1"/>
       </w:tblPr>
       <w:tblGrid>
-        <w:gridCol w:w="4680"/>
-        <w:gridCol w:w="4680"/>
+        <w:gridCol w:w="2047"/>
+        <w:gridCol w:w="7313"/>
       </w:tblGrid>
       <w:tr>
         <w:tc>
           <w:tcPr>
-            <w:tcW w:type="dxa" w:w="2047"/>
+            <w:tcW w:w="2047" w:type="dxa"/>
           </w:tcPr>
           <w:p>
-            <w:r>
-              <w:rPr>
-                <w:b/>
-              </w:rPr>
-            </w:r>
+            <w:pPr>
+              <w:spacing w:before="60" w:after="60"/>
+            </w:pPr>
             <w:r>
               <w:rPr>
                 <w:b/>
@@ -1873,14 +3128,12 @@
         </w:tc>
         <w:tc>
           <w:tcPr>
-            <w:tcW w:type="dxa" w:w="7313"/>
+            <w:tcW w:w="7313" w:type="dxa"/>
           </w:tcPr>
           <w:p>
-            <w:r>
-              <w:rPr>
-                <w:b/>
-              </w:rPr>
-            </w:r>
+            <w:pPr>
+              <w:spacing w:before="60" w:after="60"/>
+            </w:pPr>
             <w:r>
               <w:rPr>
                 <w:b/>
@@ -1893,10 +3146,12 @@
       <w:tr>
         <w:tc>
           <w:tcPr>
-            <w:tcW w:type="dxa" w:w="2047"/>
+            <w:tcW w:w="2047" w:type="dxa"/>
           </w:tcPr>
           <w:p>
-            <w:r/>
+            <w:pPr>
+              <w:spacing w:before="60" w:after="60"/>
+            </w:pPr>
             <w:r>
               <w:t>「已撤回送審」</w:t>
             </w:r>
@@ -1904,10 +3159,12 @@
         </w:tc>
         <w:tc>
           <w:tcPr>
-            <w:tcW w:type="dxa" w:w="7313"/>
+            <w:tcW w:w="7313" w:type="dxa"/>
           </w:tcPr>
           <w:p>
-            <w:r/>
+            <w:pPr>
+              <w:spacing w:before="60" w:after="60"/>
+            </w:pPr>
             <w:r>
               <w:t>撤回完成。原審核者的簽核中心不再列出此項，其「我的文件動態」出現「已被撤回」</w:t>
             </w:r>
@@ -1917,10 +3174,12 @@
       <w:tr>
         <w:tc>
           <w:tcPr>
-            <w:tcW w:type="dxa" w:w="2047"/>
+            <w:tcW w:w="2047" w:type="dxa"/>
           </w:tcPr>
           <w:p>
-            <w:r/>
+            <w:pPr>
+              <w:spacing w:before="60" w:after="60"/>
+            </w:pPr>
             <w:r>
               <w:t>「草稿已刪除」</w:t>
             </w:r>
@@ -1928,10 +3187,12 @@
         </w:tc>
         <w:tc>
           <w:tcPr>
-            <w:tcW w:type="dxa" w:w="7313"/>
+            <w:tcW w:w="7313" w:type="dxa"/>
           </w:tcPr>
           <w:p>
-            <w:r/>
+            <w:pPr>
+              <w:spacing w:before="60" w:after="60"/>
+            </w:pPr>
             <w:r>
               <w:t>該草稿版本已移除；文件已有發布版本者，發布版本不受影響</w:t>
             </w:r>
@@ -1943,33 +3204,32 @@
       <w:pPr>
         <w:pStyle w:val="2"/>
       </w:pPr>
+      <w:bookmarkStart w:id="13" w:name="_Toc243386778"/>
       <w:r>
         <w:t>三、其他情況</w:t>
       </w:r>
+      <w:bookmarkEnd w:id="13"/>
     </w:p>
     <w:tbl>
       <w:tblPr>
         <w:tblStyle w:val="aff2"/>
-        <w:tblW w:type="auto" w:w="0"/>
+        <w:tblW w:w="0" w:type="auto"/>
         <w:tblLayout w:type="fixed"/>
-        <w:tblLook w:firstColumn="1" w:firstRow="1" w:lastColumn="0" w:lastRow="0" w:noHBand="0" w:noVBand="1" w:val="04A0"/>
-        <w:tblLayout w:type="fixed"/>
+        <w:tblLook w:val="04A0" w:firstRow="1" w:lastRow="0" w:firstColumn="1" w:lastColumn="0" w:noHBand="0" w:noVBand="1"/>
       </w:tblPr>
       <w:tblGrid>
-        <w:gridCol w:w="4680"/>
-        <w:gridCol w:w="4680"/>
+        <w:gridCol w:w="3226"/>
+        <w:gridCol w:w="6134"/>
       </w:tblGrid>
       <w:tr>
         <w:tc>
           <w:tcPr>
-            <w:tcW w:type="dxa" w:w="3226"/>
+            <w:tcW w:w="3226" w:type="dxa"/>
           </w:tcPr>
           <w:p>
-            <w:r>
-              <w:rPr>
-                <w:b/>
-              </w:rPr>
-            </w:r>
+            <w:pPr>
+              <w:spacing w:before="60" w:after="60"/>
+            </w:pPr>
             <w:r>
               <w:rPr>
                 <w:b/>
@@ -1980,14 +3240,12 @@
         </w:tc>
         <w:tc>
           <w:tcPr>
-            <w:tcW w:type="dxa" w:w="6134"/>
+            <w:tcW w:w="6134" w:type="dxa"/>
           </w:tcPr>
           <w:p>
-            <w:r>
-              <w:rPr>
-                <w:b/>
-              </w:rPr>
-            </w:r>
+            <w:pPr>
+              <w:spacing w:before="60" w:after="60"/>
+            </w:pPr>
             <w:r>
               <w:rPr>
                 <w:b/>
@@ -2000,23 +3258,42 @@
       <w:tr>
         <w:tc>
           <w:tcPr>
-            <w:tcW w:type="dxa" w:w="3226"/>
+            <w:tcW w:w="3226" w:type="dxa"/>
           </w:tcPr>
           <w:p>
-            <w:r/>
+            <w:pPr>
+              <w:spacing w:before="60" w:after="60"/>
+            </w:pPr>
             <w:r>
-              <w:t>「近 30 天無文件動態。」</w:t>
+              <w:t>「近</w:t>
+            </w:r>
+            <w:r>
+              <w:t xml:space="preserve"> 30 </w:t>
+            </w:r>
+            <w:r>
+              <w:t>天無文件動態。」</w:t>
             </w:r>
           </w:p>
         </w:tc>
         <w:tc>
           <w:tcPr>
-            <w:tcW w:type="dxa" w:w="6134"/>
+            <w:tcW w:w="6134" w:type="dxa"/>
           </w:tcPr>
           <w:p>
-            <w:r/>
+            <w:pPr>
+              <w:spacing w:before="60" w:after="60"/>
+            </w:pPr>
             <w:r>
-              <w:t>近 30 天內沒有本人送審或指派給本人的送審，且目前沒有送審中的項目</w:t>
+              <w:t>近</w:t>
+            </w:r>
+            <w:r>
+              <w:t xml:space="preserve"> </w:t>
+            </w:r>
+            <w:r>
+              <w:t xml:space="preserve">30 </w:t>
+            </w:r>
+            <w:r>
+              <w:t>天內沒有本人送審或指派給本人的送審，且目前沒有送審中的項目</w:t>
             </w:r>
           </w:p>
         </w:tc>
@@ -2024,10 +3301,12 @@
       <w:tr>
         <w:tc>
           <w:tcPr>
-            <w:tcW w:type="dxa" w:w="3226"/>
+            <w:tcW w:w="3226" w:type="dxa"/>
           </w:tcPr>
           <w:p>
-            <w:r/>
+            <w:pPr>
+              <w:spacing w:before="60" w:after="60"/>
+            </w:pPr>
             <w:r>
               <w:t>「目前沒有草稿。」</w:t>
             </w:r>
@@ -2035,10 +3314,12 @@
         </w:tc>
         <w:tc>
           <w:tcPr>
-            <w:tcW w:type="dxa" w:w="6134"/>
+            <w:tcW w:w="6134" w:type="dxa"/>
           </w:tcPr>
           <w:p>
-            <w:r/>
+            <w:pPr>
+              <w:spacing w:before="60" w:after="60"/>
+            </w:pPr>
             <w:r>
               <w:t>本人沒有任何草稿</w:t>
             </w:r>
@@ -2048,10 +3329,12 @@
       <w:tr>
         <w:tc>
           <w:tcPr>
-            <w:tcW w:type="dxa" w:w="3226"/>
+            <w:tcW w:w="3226" w:type="dxa"/>
           </w:tcPr>
           <w:p>
-            <w:r/>
+            <w:pPr>
+              <w:spacing w:before="60" w:after="60"/>
+            </w:pPr>
             <w:r>
               <w:t>側邊選單看不到「個人專區」</w:t>
             </w:r>
@@ -2059,12 +3342,20 @@
         </w:tc>
         <w:tc>
           <w:tcPr>
-            <w:tcW w:type="dxa" w:w="6134"/>
+            <w:tcW w:w="6134" w:type="dxa"/>
           </w:tcPr>
           <w:p>
-            <w:r/>
+            <w:pPr>
+              <w:spacing w:before="60" w:after="60"/>
+            </w:pPr>
             <w:r>
-              <w:t>不具編輯者或審核者角色。需要時請該模組的管理者於 DP02 權限管理指派</w:t>
+              <w:t>不具編輯者或審核者角色。需要時請該模組的管理者於</w:t>
+            </w:r>
+            <w:r>
+              <w:t xml:space="preserve"> DP02 </w:t>
+            </w:r>
+            <w:r>
+              <w:t>權限管理指派</w:t>
             </w:r>
           </w:p>
         </w:tc>
@@ -2072,10 +3363,12 @@
       <w:tr>
         <w:tc>
           <w:tcPr>
-            <w:tcW w:type="dxa" w:w="3226"/>
+            <w:tcW w:w="3226" w:type="dxa"/>
           </w:tcPr>
           <w:p>
-            <w:r/>
+            <w:pPr>
+              <w:spacing w:before="60" w:after="60"/>
+            </w:pPr>
             <w:r>
               <w:t>只看到其中一個視角</w:t>
             </w:r>
@@ -2083,19 +3376,28 @@
         </w:tc>
         <w:tc>
           <w:tcPr>
-            <w:tcW w:type="dxa" w:w="6134"/>
+            <w:tcW w:w="6134" w:type="dxa"/>
           </w:tcPr>
           <w:p>
-            <w:r/>
+            <w:pPr>
+              <w:spacing w:before="60" w:after="60"/>
+            </w:pPr>
             <w:r>
-              <w:t>僅具該角色，或另一視角近 30 天內沒有動態且沒有送審中的項目，屬正常。例如純編輯者只有撰寫者視角</w:t>
+              <w:t>僅具該角色，或另一視角近</w:t>
+            </w:r>
+            <w:r>
+              <w:t xml:space="preserve"> 30 </w:t>
+            </w:r>
+            <w:r>
+              <w:t>天內沒有動態且沒有送審中的項目，屬正常。例如純編輯者只有撰寫者視角</w:t>
             </w:r>
           </w:p>
         </w:tc>
       </w:tr>
     </w:tbl>
+    <w:p/>
     <w:sectPr>
-      <w:footerReference w:type="default" r:id="rId46"/>
+      <w:footerReference w:type="default" r:id="rId12"/>
       <w:pgSz w:w="12240" w:h="15840"/>
       <w:pgMar w:top="1440" w:right="1440" w:bottom="1440" w:left="1440" w:header="720" w:footer="720" w:gutter="0"/>
       <w:pgNumType w:start="1"/>
@@ -2136,16 +3438,6 @@
   <w:p>
     <w:pPr>
       <w:pStyle w:val="a5"/>
-    </w:pPr>
-  </w:p>
-</w:ftr>
-</file>
-
-<file path=word/footer2.xml><?xml version="1.0" encoding="utf-8"?>
-<w:ftr xmlns:wpc="http://schemas.microsoft.com/office/word/2010/wordprocessingCanvas" xmlns:cx="http://schemas.microsoft.com/office/drawing/2014/chartex" xmlns:cx1="http://schemas.microsoft.com/office/drawing/2015/9/8/chartex" xmlns:cx2="http://schemas.microsoft.com/office/drawing/2015/10/21/chartex" xmlns:cx3="http://schemas.microsoft.com/office/drawing/2016/5/9/chartex" xmlns:cx4="http://schemas.microsoft.com/office/drawing/2016/5/10/chartex" xmlns:cx5="http://schemas.microsoft.com/office/drawing/2016/5/11/chartex" xmlns:cx6="http://schemas.microsoft.com/office/drawing/2016/5/12/chartex" xmlns:cx7="http://schemas.microsoft.com/office/drawing/2016/5/13/chartex" xmlns:cx8="http://schemas.microsoft.com/office/drawing/2016/5/14/chartex" xmlns:mc="http://schemas.openxmlformats.org/markup-compatibility/2006" xmlns:aink="http://schemas.microsoft.com/office/drawing/2016/ink" xmlns:am3d="http://schemas.microsoft.com/office/drawing/2017/model3d" xmlns:o="urn:schemas-microsoft-com:office:office" xmlns:r="http://schemas.openxmlformats.org/officeDocument/2006/relationships" xmlns:m="http://schemas.openxmlformats.org/officeDocument/2006/math" xmlns:v="urn:schemas-microsoft-com:vml" xmlns:wp14="http://schemas.microsoft.com/office/word/2010/wordprocessingDrawing" xmlns:wp="http://schemas.openxmlformats.org/drawingml/2006/wordprocessingDrawing" xmlns:w10="urn:schemas-microsoft-com:office:word" xmlns:w="http://schemas.openxmlformats.org/wordprocessingml/2006/main" xmlns:w14="http://schemas.microsoft.com/office/word/2010/wordml" xmlns:w15="http://schemas.microsoft.com/office/word/2012/wordml" xmlns:w16cid="http://schemas.microsoft.com/office/word/2016/wordml/cid" xmlns:w16se="http://schemas.microsoft.com/office/word/2015/wordml/symex" xmlns:wpg="http://schemas.microsoft.com/office/word/2010/wordprocessingGroup" xmlns:wpi="http://schemas.microsoft.com/office/word/2010/wordprocessingInk" xmlns:wne="http://schemas.microsoft.com/office/word/2006/wordml" xmlns:wps="http://schemas.microsoft.com/office/word/2010/wordprocessingShape" mc:Ignorable="w14 w15 w16se w16cid wp14">
-  <w:p>
-    <w:pPr>
-      <w:pStyle w:val="a5"/>
       <w:jc w:val="center"/>
     </w:pPr>
     <w:r>
@@ -2209,7 +3501,7 @@
         <w:noProof/>
         <w:sz w:val="20"/>
       </w:rPr>
-      <w:t>39</w:t>
+      <w:t>6</w:t>
     </w:r>
     <w:r>
       <w:rPr>
@@ -2266,6 +3558,64 @@
     </w:lvl>
   </w:abstractNum>
   <w:abstractNum w:abstractNumId="1" w15:restartNumberingAfterBreak="0">
+    <w:nsid w:val="37BF634F"/>
+    <w:multiLevelType w:val="multilevel"/>
+    <w:tmpl w:val="22A6ADBA"/>
+    <w:lvl w:ilvl="0">
+      <w:start w:val="1"/>
+      <w:numFmt w:val="bullet"/>
+      <w:lvlText w:val="●"/>
+      <w:lvlJc w:val="left"/>
+      <w:pPr>
+        <w:ind w:left="482" w:hanging="482"/>
+      </w:pPr>
+    </w:lvl>
+    <w:lvl w:ilvl="1">
+      <w:start w:val="1"/>
+      <w:numFmt w:val="bullet"/>
+      <w:lvlText w:val="●"/>
+      <w:lvlJc w:val="left"/>
+      <w:pPr>
+        <w:ind w:left="1440" w:hanging="480"/>
+      </w:pPr>
+    </w:lvl>
+    <w:lvl w:ilvl="2">
+      <w:numFmt w:val="decimal"/>
+      <w:lvlText w:val=""/>
+      <w:lvlJc w:val="left"/>
+    </w:lvl>
+    <w:lvl w:ilvl="3">
+      <w:numFmt w:val="decimal"/>
+      <w:lvlText w:val=""/>
+      <w:lvlJc w:val="left"/>
+    </w:lvl>
+    <w:lvl w:ilvl="4">
+      <w:numFmt w:val="decimal"/>
+      <w:lvlText w:val=""/>
+      <w:lvlJc w:val="left"/>
+    </w:lvl>
+    <w:lvl w:ilvl="5">
+      <w:numFmt w:val="decimal"/>
+      <w:lvlText w:val=""/>
+      <w:lvlJc w:val="left"/>
+    </w:lvl>
+    <w:lvl w:ilvl="6">
+      <w:numFmt w:val="decimal"/>
+      <w:lvlText w:val=""/>
+      <w:lvlJc w:val="left"/>
+    </w:lvl>
+    <w:lvl w:ilvl="7">
+      <w:numFmt w:val="decimal"/>
+      <w:lvlText w:val=""/>
+      <w:lvlJc w:val="left"/>
+    </w:lvl>
+    <w:lvl w:ilvl="8">
+      <w:numFmt w:val="decimal"/>
+      <w:lvlText w:val=""/>
+      <w:lvlJc w:val="left"/>
+    </w:lvl>
+  </w:abstractNum>
+  <w:abstractNum w:abstractNumId="2" w15:restartNumberingAfterBreak="0">
     <w:nsid w:val="7CDE1FC3"/>
     <w:multiLevelType w:val="hybridMultilevel"/>
     <w:tmpl w:val="7EACF0CE"/>
@@ -2329,17 +3679,6 @@
       <w:lvlJc w:val="left"/>
     </w:lvl>
   </w:abstractNum>
-  <w:abstractNum w:abstractNumId="900">
-    <w:lvl w:ilvl="0">
-      <w:start w:val="1"/>
-      <w:numFmt w:val="bullet"/>
-      <w:lvlText w:val="●"/>
-      <w:lvlJc w:val="left"/>
-      <w:pPr>
-        <w:ind w:left="482" w:hanging="482"/>
-      </w:pPr>
-    </w:lvl>
-  </w:abstractNum>
   <w:num w:numId="1">
     <w:abstractNumId w:val="0"/>
     <w:lvlOverride w:ilvl="0">
@@ -2359,7 +3698,7 @@
     </w:lvlOverride>
   </w:num>
   <w:num w:numId="4">
-    <w:abstractNumId w:val="1"/>
+    <w:abstractNumId w:val="2"/>
     <w:lvlOverride w:ilvl="0">
       <w:startOverride w:val="1"/>
     </w:lvlOverride>
@@ -2556,10 +3895,10 @@
       <w:startOverride w:val="1"/>
     </w:lvlOverride>
   </w:num>
+  <w:num w:numId="37">
+    <w:abstractNumId w:val="1"/>
+  </w:num>
   <w:numIdMacAtCleanup w:val="36"/>
-  <w:num w:numId="900">
-    <w:abstractNumId w:val="900"/>
-  </w:num>
 </w:numbering>
 </file>
 
@@ -14325,7 +15664,7 @@
 </file>
 
 <file path=customXml/itemProps1.xml><?xml version="1.0" encoding="utf-8"?>
-<ds:datastoreItem xmlns:ds="http://schemas.openxmlformats.org/officeDocument/2006/customXml" ds:itemID="{F5433768-CC8D-4AF3-B2C9-4B3C2D302557}">
+<ds:datastoreItem xmlns:ds="http://schemas.openxmlformats.org/officeDocument/2006/customXml" ds:itemID="{4EB8AA3E-6F01-4973-AC33-0A2B82EB03E9}">
   <ds:schemaRefs>
     <ds:schemaRef ds:uri="http://schemas.openxmlformats.org/officeDocument/2006/bibliography"/>
   </ds:schemaRefs>
